--- a/docs/Protocol_Incumbent_Comparisons.docx
+++ b/docs/Protocol_Incumbent_Comparisons.docx
@@ -338,75 +338,76 @@
           <w:b w:val="0"/>
           <w:bCs w:val="0"/>
         </w:rPr>
-        <w:t xml:space="preserve"> others find that these effects are inhibited by voter preferences for patronage (Bhandari, </w:t>
-      </w:r>
-      <w:proofErr w:type="spellStart"/>
-      <w:r>
+        <w:t xml:space="preserve"> others find that these effects are inhibited by voter preferences for patronage (Bhandari, Larreguy, and Marshall 2023) or the presence of clientelist practices (Cruz, Keefer, and Labonne 2021). A critical gap remains in understanding how voters themselves use this information when deciding how to vote.</w:t>
+      </w:r>
+    </w:p>
+    <w:p>
+      <w:pPr>
+        <w:pStyle w:val="Default"/>
+        <w:jc w:val="both"/>
         <w:rPr>
           <w:rStyle w:val="Strong"/>
           <w:b w:val="0"/>
           <w:bCs w:val="0"/>
         </w:rPr>
-        <w:t>Larreguy</w:t>
-      </w:r>
-      <w:proofErr w:type="spellEnd"/>
-      <w:r>
+      </w:pPr>
+    </w:p>
+    <w:p>
+      <w:pPr>
+        <w:pStyle w:val="Default"/>
+        <w:jc w:val="both"/>
         <w:rPr>
           <w:rStyle w:val="Strong"/>
           <w:b w:val="0"/>
           <w:bCs w:val="0"/>
         </w:rPr>
-        <w:t>, and Marshall 2023) or the presence of clientelist practices (Cruz, Keefer, and Labonne 2021). A critical gap remains in understanding how voters themselves use this information when deciding how to vote.</w:t>
-      </w:r>
-    </w:p>
-    <w:p>
-      <w:pPr>
-        <w:pStyle w:val="Default"/>
-        <w:jc w:val="both"/>
+      </w:pPr>
+      <w:r>
         <w:rPr>
           <w:rStyle w:val="Strong"/>
           <w:b w:val="0"/>
           <w:bCs w:val="0"/>
         </w:rPr>
-      </w:pPr>
-    </w:p>
-    <w:p>
-      <w:pPr>
-        <w:pStyle w:val="Default"/>
-        <w:jc w:val="both"/>
+        <w:t>Scholarly Background and Rationale</w:t>
+      </w:r>
+      <w:r>
         <w:rPr>
           <w:rStyle w:val="Strong"/>
           <w:b w:val="0"/>
           <w:bCs w:val="0"/>
         </w:rPr>
-      </w:pPr>
-      <w:r>
+        <w:t>:</w:t>
+      </w:r>
+    </w:p>
+    <w:p>
+      <w:pPr>
+        <w:pStyle w:val="Default"/>
+        <w:jc w:val="both"/>
         <w:rPr>
           <w:rStyle w:val="Strong"/>
           <w:b w:val="0"/>
           <w:bCs w:val="0"/>
         </w:rPr>
-        <w:t>Scholarly Background and Rationale</w:t>
-      </w:r>
-      <w:r>
+      </w:pPr>
+    </w:p>
+    <w:p>
+      <w:pPr>
+        <w:pStyle w:val="Default"/>
+        <w:jc w:val="both"/>
         <w:rPr>
           <w:rStyle w:val="Strong"/>
           <w:b w:val="0"/>
           <w:bCs w:val="0"/>
         </w:rPr>
-        <w:t>:</w:t>
-      </w:r>
-    </w:p>
-    <w:p>
-      <w:pPr>
-        <w:pStyle w:val="Default"/>
-        <w:jc w:val="both"/>
+      </w:pPr>
+      <w:r>
         <w:rPr>
           <w:rStyle w:val="Strong"/>
           <w:b w:val="0"/>
           <w:bCs w:val="0"/>
         </w:rPr>
-      </w:pPr>
+        <w:t>The proposed survey experiment will address the gaps described above with a survey experiment focused on municipal elections in Mexico. Designing a survey experiment allows the researcher to control individual-level factors, including the importance of specific political issues. This is essential because voters often weigh many issues simultaneously when evaluating candidates (Incerti 2020; Breitenstein 2019).</w:t>
+      </w:r>
     </w:p>
     <w:p>
       <w:pPr>
@@ -418,61 +419,40 @@
           <w:bCs w:val="0"/>
         </w:rPr>
       </w:pPr>
-      <w:r>
+    </w:p>
+    <w:p>
+      <w:pPr>
+        <w:pStyle w:val="Default"/>
+        <w:jc w:val="both"/>
         <w:rPr>
           <w:rStyle w:val="Strong"/>
           <w:b w:val="0"/>
           <w:bCs w:val="0"/>
         </w:rPr>
-        <w:t>The proposed survey experiment will address the gaps described above with a survey experiment focused on municipal elections in Mexico. Designing a survey experiment allows the researcher to control individual-level factors, including the importance of specific political issues. This is essential because voters often weigh many issues simultaneously when evaluating candidates (</w:t>
-      </w:r>
-      <w:proofErr w:type="spellStart"/>
+      </w:pPr>
       <w:r>
         <w:rPr>
           <w:rStyle w:val="Strong"/>
           <w:b w:val="0"/>
           <w:bCs w:val="0"/>
         </w:rPr>
-        <w:t>Incerti</w:t>
-      </w:r>
-      <w:proofErr w:type="spellEnd"/>
+        <w:t>The proposed survey experiment utilizes crime statistics as the primary informational treatment because municipal police in Mexico represent more than half of law enforcement personnel (Sabet 201</w:t>
+      </w:r>
       <w:r>
         <w:rPr>
           <w:rStyle w:val="Strong"/>
           <w:b w:val="0"/>
           <w:bCs w:val="0"/>
         </w:rPr>
-        <w:t xml:space="preserve"> 2020; Breitenstein 2019).</w:t>
-      </w:r>
-    </w:p>
-    <w:p>
-      <w:pPr>
-        <w:pStyle w:val="Default"/>
-        <w:jc w:val="both"/>
+        <w:t>2</w:t>
+      </w:r>
+      <w:r>
         <w:rPr>
           <w:rStyle w:val="Strong"/>
           <w:b w:val="0"/>
           <w:bCs w:val="0"/>
         </w:rPr>
-      </w:pPr>
-    </w:p>
-    <w:p>
-      <w:pPr>
-        <w:pStyle w:val="Default"/>
-        <w:jc w:val="both"/>
-        <w:rPr>
-          <w:rStyle w:val="Strong"/>
-          <w:b w:val="0"/>
-          <w:bCs w:val="0"/>
-        </w:rPr>
-      </w:pPr>
-      <w:r>
-        <w:rPr>
-          <w:rStyle w:val="Strong"/>
-          <w:b w:val="0"/>
-          <w:bCs w:val="0"/>
-        </w:rPr>
-        <w:t>The proposed survey experiment utilizes crime statistics as the primary informational treatment because municipal police in Mexico represent more than half of law enforcement personnel (Sabet 2010; Marshall 2024). These local forces have a direct impact on security through the appointment of police chiefs and the allocation of training funds (Dell 2015; Durante and Gutierrez 2015). By testing different informational treatments, including comparisons within the same political party versus those across opposition coalitions</w:t>
+        <w:t>; Marshall 2024). These local forces have a direct impact on security through the appointment of police chiefs and the allocation of training funds (Dell 2015; Durante and Gutierrez 2015). By testing different informational treatments, including comparisons within the same political party versus those across opposition coalitions</w:t>
       </w:r>
       <w:r>
         <w:rPr>
@@ -741,15 +721,7 @@
         <w:jc w:val="both"/>
       </w:pPr>
       <w:r>
-        <w:t xml:space="preserve">The study will involve survey respondents indicating what their home municipality is, answering questions about their political affiliations and vote intentions, and receiving an informational treatment text. Respondents will be randomly </w:t>
-      </w:r>
-      <w:proofErr w:type="gramStart"/>
-      <w:r>
-        <w:t>assign</w:t>
-      </w:r>
-      <w:proofErr w:type="gramEnd"/>
-      <w:r>
-        <w:t xml:space="preserve"> to one of four groups.</w:t>
+        <w:t>The study will involve survey respondents indicating what their home municipality is, answering questions about their political affiliations and vote intentions, and receiving an informational treatment text. Respondents will be randomly assign to one of four groups.</w:t>
       </w:r>
     </w:p>
     <w:p>
@@ -919,25 +891,7 @@
           <w:b w:val="0"/>
           <w:bCs w:val="0"/>
         </w:rPr>
-        <w:t xml:space="preserve">The population of interest is voting age Mexican citizens. The total number of subjects to be </w:t>
-      </w:r>
-      <w:proofErr w:type="gramStart"/>
-      <w:r>
-        <w:rPr>
-          <w:rStyle w:val="Strong"/>
-          <w:b w:val="0"/>
-          <w:bCs w:val="0"/>
-        </w:rPr>
-        <w:t>enrolled</w:t>
-      </w:r>
-      <w:proofErr w:type="gramEnd"/>
-      <w:r>
-        <w:rPr>
-          <w:rStyle w:val="Strong"/>
-          <w:b w:val="0"/>
-          <w:bCs w:val="0"/>
-        </w:rPr>
-        <w:t xml:space="preserve"> is dependent on the cost of survey responses.</w:t>
+        <w:t>The population of interest is voting age Mexican citizens. The total number of subjects to be enrolled is dependent on the cost of survey responses.</w:t>
       </w:r>
     </w:p>
     <w:p>
@@ -1055,592 +1009,234 @@
     <w:p>
       <w:pPr>
         <w:pStyle w:val="Default"/>
-        <w:ind w:left="360"/>
         <w:rPr>
           <w:bCs/>
           <w:color w:val="171717"/>
         </w:rPr>
       </w:pPr>
-      <w:r>
+    </w:p>
+    <w:p>
+      <w:pPr>
+        <w:pStyle w:val="Default"/>
         <w:rPr>
           <w:bCs/>
           <w:color w:val="171717"/>
         </w:rPr>
-        <w:t xml:space="preserve">Describe how potential </w:t>
-      </w:r>
+      </w:pPr>
       <w:r>
         <w:rPr>
           <w:bCs/>
           <w:color w:val="171717"/>
         </w:rPr>
-        <w:t xml:space="preserve">subjects </w:t>
+        <w:t>Potential subjects will be identified and recruited through [survey company name]'s pre-existing online panel of</w:t>
       </w:r>
       <w:r>
         <w:rPr>
           <w:bCs/>
           <w:color w:val="171717"/>
         </w:rPr>
-        <w:t>will be identified, as well as</w:t>
+        <w:t xml:space="preserve"> </w:t>
       </w:r>
       <w:r>
         <w:rPr>
           <w:bCs/>
           <w:color w:val="171717"/>
         </w:rPr>
-        <w:t xml:space="preserve"> wh</w:t>
+        <w:t>Mexican residents. The research team has no direct contact with prospective subjects and will not engage in direct</w:t>
       </w:r>
       <w:r>
         <w:rPr>
           <w:bCs/>
           <w:color w:val="171717"/>
         </w:rPr>
-        <w:t>en/where/</w:t>
+        <w:t xml:space="preserve"> </w:t>
       </w:r>
       <w:r>
         <w:rPr>
           <w:bCs/>
           <w:color w:val="171717"/>
         </w:rPr>
-        <w:t xml:space="preserve">how potential </w:t>
+        <w:t>recruitment. All recruitment is handled by the survey company, which contacts panel members through its established</w:t>
       </w:r>
       <w:r>
         <w:rPr>
           <w:bCs/>
           <w:color w:val="171717"/>
         </w:rPr>
-        <w:t>subjects w</w:t>
+        <w:t xml:space="preserve"> </w:t>
       </w:r>
       <w:r>
         <w:rPr>
           <w:bCs/>
           <w:color w:val="171717"/>
         </w:rPr>
-        <w:t xml:space="preserve">ill be recruited (include </w:t>
-      </w:r>
-      <w:r>
+        <w:t>communication channels (e.g., email invitation) on behalf of the research team.</w:t>
+      </w:r>
+    </w:p>
+    <w:p>
+      <w:pPr>
+        <w:pStyle w:val="Default"/>
         <w:rPr>
           <w:bCs/>
           <w:color w:val="171717"/>
         </w:rPr>
-        <w:t>the types of strategies and materia</w:t>
-      </w:r>
-      <w:r>
+      </w:pPr>
+    </w:p>
+    <w:p>
+      <w:pPr>
+        <w:pStyle w:val="Default"/>
         <w:rPr>
           <w:bCs/>
           <w:color w:val="171717"/>
         </w:rPr>
-        <w:t>ls that will be used for recruitment</w:t>
-      </w:r>
+      </w:pPr>
       <w:r>
         <w:rPr>
           <w:bCs/>
           <w:color w:val="171717"/>
         </w:rPr>
-        <w:t>)</w:t>
+        <w:t>Eligible participants must be age 18 or older and reside in a Mexican municipality.</w:t>
       </w:r>
       <w:r>
         <w:rPr>
           <w:bCs/>
           <w:color w:val="171717"/>
         </w:rPr>
-        <w:t>.</w:t>
-      </w:r>
-      <w:r>
         <w:t xml:space="preserve"> </w:t>
       </w:r>
       <w:r>
-        <w:t xml:space="preserve">Review the </w:t>
-      </w:r>
-      <w:hyperlink r:id="rId7" w:history="1">
-        <w:r>
-          <w:rPr>
-            <w:rStyle w:val="Hyperlink"/>
-          </w:rPr>
-          <w:t>OHSP Guideline for Recruitment Methods and Materials</w:t>
-        </w:r>
-      </w:hyperlink>
-      <w:r>
-        <w:t xml:space="preserve"> for additional information about the recruitment process and related documents.</w:t>
-      </w:r>
-    </w:p>
-    <w:p>
-      <w:pPr>
-        <w:pStyle w:val="Default"/>
-        <w:numPr>
-          <w:ilvl w:val="0"/>
-          <w:numId w:val="39"/>
-        </w:numPr>
-        <w:rPr>
-          <w:bCs/>
-          <w:i/>
+        <w:rPr>
+          <w:bCs/>
           <w:color w:val="171717"/>
         </w:rPr>
-      </w:pPr>
-      <w:r>
-        <w:rPr>
-          <w:bCs/>
-          <w:i/>
+        <w:t>The survey company will screen for</w:t>
+      </w:r>
+      <w:r>
+        <w:rPr>
+          <w:bCs/>
           <w:color w:val="171717"/>
         </w:rPr>
-        <w:t>Note: Only investigators with routine access to prospective subjects (or subject records) may recruit those individuals directly (“routine access” meaning the investigator already has a clinical/academic reason to know/review a patient’s record or is known to the prospective subject). Investigators who do not have routine access to prospective subjects may not contact subjects directly (i.e., no “cold calls”); they must work through the individual(s) with routine access.</w:t>
-      </w:r>
-    </w:p>
-    <w:p>
-      <w:pPr>
-        <w:pStyle w:val="Default"/>
+        <w:t xml:space="preserve"> </w:t>
+      </w:r>
+      <w:r>
         <w:rPr>
           <w:bCs/>
           <w:color w:val="171717"/>
         </w:rPr>
-      </w:pPr>
-    </w:p>
-    <w:p>
-      <w:pPr>
-        <w:pStyle w:val="Default"/>
-        <w:ind w:left="360"/>
+        <w:t>eligibility using its standard panel management procedures and will distribute the survey link only to qualifying</w:t>
+      </w:r>
+      <w:r>
         <w:rPr>
           <w:bCs/>
           <w:color w:val="171717"/>
         </w:rPr>
-      </w:pPr>
-      <w:proofErr w:type="spellStart"/>
+        <w:t xml:space="preserve"> </w:t>
+      </w:r>
       <w:r>
         <w:rPr>
           <w:bCs/>
           <w:color w:val="171717"/>
         </w:rPr>
-        <w:t>Mturk</w:t>
-      </w:r>
-      <w:proofErr w:type="spellEnd"/>
-      <w:r>
+        <w:t>panel members.</w:t>
+      </w:r>
+    </w:p>
+    <w:p>
+      <w:pPr>
+        <w:pStyle w:val="Default"/>
         <w:rPr>
           <w:bCs/>
           <w:color w:val="171717"/>
         </w:rPr>
-        <w:t xml:space="preserve"> users </w:t>
-      </w:r>
-      <w:r>
+      </w:pPr>
+    </w:p>
+    <w:p>
+      <w:pPr>
+        <w:pStyle w:val="Default"/>
         <w:rPr>
           <w:bCs/>
           <w:color w:val="171717"/>
         </w:rPr>
-        <w:t>include the following information:</w:t>
-      </w:r>
-    </w:p>
-    <w:p>
-      <w:pPr>
-        <w:pStyle w:val="Default"/>
-        <w:numPr>
-          <w:ilvl w:val="0"/>
-          <w:numId w:val="28"/>
-        </w:numPr>
+      </w:pPr>
+      <w:r>
         <w:rPr>
           <w:bCs/>
           <w:color w:val="171717"/>
         </w:rPr>
-      </w:pPr>
+        <w:t>For the second wave, the survey company will re-contact participants who completed the first wave using the same panel</w:t>
+      </w:r>
       <w:r>
         <w:rPr>
           <w:bCs/>
           <w:color w:val="171717"/>
-          <w:lang w:val="en"/>
-        </w:rPr>
-        <w:t>B</w:t>
+        </w:rPr>
+        <w:t xml:space="preserve"> </w:t>
       </w:r>
       <w:r>
         <w:rPr>
           <w:bCs/>
           <w:color w:val="171717"/>
-          <w:lang w:val="en"/>
-        </w:rPr>
-        <w:t xml:space="preserve">e clear about compensation and bonuses.  </w:t>
+        </w:rPr>
+        <w:t xml:space="preserve">infrastructure. The </w:t>
       </w:r>
       <w:r>
         <w:rPr>
           <w:bCs/>
           <w:color w:val="171717"/>
-          <w:lang w:val="en"/>
-        </w:rPr>
-        <w:t>H</w:t>
+        </w:rPr>
+        <w:t>researcher</w:t>
       </w:r>
       <w:r>
         <w:rPr>
           <w:bCs/>
           <w:color w:val="171717"/>
-          <w:lang w:val="en"/>
-        </w:rPr>
-        <w:t xml:space="preserve">ow long </w:t>
-      </w:r>
-      <w:proofErr w:type="gramStart"/>
+        </w:rPr>
+        <w:t xml:space="preserve"> will provide the survey company with no information about individual respondents</w:t>
+      </w:r>
       <w:r>
         <w:rPr>
           <w:bCs/>
           <w:color w:val="171717"/>
-          <w:lang w:val="en"/>
-        </w:rPr>
-        <w:t>it will</w:t>
-      </w:r>
-      <w:proofErr w:type="gramEnd"/>
+        </w:rPr>
+        <w:t xml:space="preserve"> </w:t>
+      </w:r>
       <w:r>
         <w:rPr>
           <w:bCs/>
           <w:color w:val="171717"/>
-          <w:lang w:val="en"/>
-        </w:rPr>
-        <w:t xml:space="preserve"> take for researchers </w:t>
-      </w:r>
-      <w:r>
+        </w:rPr>
+        <w:t>beyond aggregate completion counts; re-contact is managed entirely by the survey company using its own panel records.</w:t>
+      </w:r>
+    </w:p>
+    <w:p>
+      <w:pPr>
+        <w:pStyle w:val="Default"/>
         <w:rPr>
           <w:bCs/>
           <w:color w:val="171717"/>
-          <w:lang w:val="en"/>
-        </w:rPr>
-        <w:t xml:space="preserve">to approve </w:t>
-      </w:r>
-      <w:proofErr w:type="gramStart"/>
-      <w:r>
+        </w:rPr>
+      </w:pPr>
+    </w:p>
+    <w:p>
+      <w:pPr>
+        <w:pStyle w:val="Default"/>
         <w:rPr>
           <w:bCs/>
           <w:color w:val="171717"/>
-          <w:lang w:val="en"/>
-        </w:rPr>
-        <w:t>a HIT</w:t>
-      </w:r>
-      <w:proofErr w:type="gramEnd"/>
+        </w:rPr>
+      </w:pPr>
       <w:r>
         <w:rPr>
           <w:bCs/>
           <w:color w:val="171717"/>
-          <w:lang w:val="en"/>
-        </w:rPr>
-        <w:t xml:space="preserve"> (i.e., </w:t>
+        </w:rPr>
+        <w:t>No recruitment materials (e.g., flyers, advertisements) will be created or distributed by the research</w:t>
       </w:r>
       <w:r>
         <w:rPr>
           <w:bCs/>
           <w:color w:val="171717"/>
-          <w:lang w:val="en"/>
-        </w:rPr>
-        <w:t xml:space="preserve">how long it takes for </w:t>
-      </w:r>
-      <w:r>
-        <w:rPr>
-          <w:bCs/>
-          <w:color w:val="171717"/>
-          <w:lang w:val="en"/>
-        </w:rPr>
-        <w:t>Mturk users</w:t>
-      </w:r>
-      <w:r>
-        <w:rPr>
-          <w:bCs/>
-          <w:color w:val="171717"/>
-          <w:lang w:val="en"/>
-        </w:rPr>
-        <w:t xml:space="preserve"> </w:t>
-      </w:r>
-      <w:r>
-        <w:rPr>
-          <w:bCs/>
-          <w:color w:val="171717"/>
-          <w:lang w:val="en"/>
-        </w:rPr>
-        <w:t xml:space="preserve">to </w:t>
-      </w:r>
-      <w:r>
-        <w:rPr>
-          <w:bCs/>
-          <w:color w:val="171717"/>
-          <w:lang w:val="en"/>
-        </w:rPr>
-        <w:t>receive payment).</w:t>
-      </w:r>
-    </w:p>
-    <w:p>
-      <w:pPr>
-        <w:pStyle w:val="Default"/>
-        <w:numPr>
-          <w:ilvl w:val="0"/>
-          <w:numId w:val="28"/>
-        </w:numPr>
-        <w:rPr>
-          <w:bCs/>
-          <w:color w:val="171717"/>
-        </w:rPr>
-      </w:pPr>
-      <w:r>
-        <w:rPr>
-          <w:bCs/>
-          <w:color w:val="171717"/>
-        </w:rPr>
-        <w:t>Clearly and accurately state the time required to complete the task</w:t>
-      </w:r>
-      <w:r>
-        <w:rPr>
-          <w:bCs/>
-          <w:color w:val="171717"/>
-        </w:rPr>
-        <w:t>.</w:t>
-      </w:r>
-    </w:p>
-    <w:p>
-      <w:pPr>
-        <w:pStyle w:val="Default"/>
-        <w:numPr>
-          <w:ilvl w:val="0"/>
-          <w:numId w:val="28"/>
-        </w:numPr>
-        <w:rPr>
-          <w:bCs/>
-          <w:color w:val="171717"/>
-        </w:rPr>
-      </w:pPr>
-      <w:r>
-        <w:rPr>
-          <w:bCs/>
-          <w:color w:val="171717"/>
-        </w:rPr>
-        <w:t xml:space="preserve">Consider confidentiality of participation. </w:t>
-      </w:r>
-      <w:r>
-        <w:rPr>
-          <w:bCs/>
-          <w:color w:val="171717"/>
-        </w:rPr>
-        <w:t xml:space="preserve">The default should be that </w:t>
-      </w:r>
-      <w:r>
-        <w:rPr>
-          <w:bCs/>
-          <w:color w:val="171717"/>
-        </w:rPr>
-        <w:t xml:space="preserve">the </w:t>
-      </w:r>
-      <w:r>
-        <w:rPr>
-          <w:bCs/>
-          <w:color w:val="171717"/>
-        </w:rPr>
-        <w:t>subjects</w:t>
-      </w:r>
-      <w:r>
-        <w:rPr>
-          <w:bCs/>
-          <w:color w:val="171717"/>
-        </w:rPr>
-        <w:t xml:space="preserve"> MTurk worker IDs </w:t>
-      </w:r>
-      <w:proofErr w:type="gramStart"/>
-      <w:r>
-        <w:rPr>
-          <w:bCs/>
-          <w:color w:val="171717"/>
-        </w:rPr>
-        <w:t>is</w:t>
-      </w:r>
-      <w:proofErr w:type="gramEnd"/>
-      <w:r>
-        <w:rPr>
-          <w:bCs/>
-          <w:color w:val="171717"/>
-        </w:rPr>
-        <w:t xml:space="preserve"> </w:t>
-      </w:r>
-      <w:r>
-        <w:rPr>
-          <w:bCs/>
-          <w:color w:val="171717"/>
-        </w:rPr>
-        <w:t>not collected.  If it is necessary to collect worker IDs, then the researchers should ensure that worker IDs are kept confidential and secure, are not linked back to survey data, and are deleted after use.</w:t>
-      </w:r>
-    </w:p>
-    <w:p>
-      <w:pPr>
-        <w:pStyle w:val="Default"/>
-        <w:numPr>
-          <w:ilvl w:val="0"/>
-          <w:numId w:val="28"/>
-        </w:numPr>
-        <w:rPr>
-          <w:bCs/>
-          <w:color w:val="171717"/>
-        </w:rPr>
-      </w:pPr>
-      <w:r>
-        <w:rPr>
-          <w:bCs/>
-          <w:color w:val="171717"/>
-        </w:rPr>
-        <w:t>I</w:t>
-      </w:r>
-      <w:r>
-        <w:rPr>
-          <w:bCs/>
-          <w:color w:val="171717"/>
-        </w:rPr>
-        <w:t>f the subject will complete a</w:t>
-      </w:r>
-      <w:r>
-        <w:rPr>
-          <w:bCs/>
-          <w:color w:val="171717"/>
-        </w:rPr>
-        <w:t xml:space="preserve"> screener </w:t>
-      </w:r>
-      <w:proofErr w:type="gramStart"/>
-      <w:r>
-        <w:rPr>
-          <w:bCs/>
-          <w:color w:val="171717"/>
-        </w:rPr>
-        <w:t>in order to</w:t>
-      </w:r>
-      <w:proofErr w:type="gramEnd"/>
-      <w:r>
-        <w:rPr>
-          <w:bCs/>
-          <w:color w:val="171717"/>
-        </w:rPr>
-        <w:t xml:space="preserve"> qualify</w:t>
-      </w:r>
-      <w:r>
-        <w:rPr>
-          <w:bCs/>
-          <w:color w:val="171717"/>
-        </w:rPr>
-        <w:t xml:space="preserve"> for study, </w:t>
-      </w:r>
-      <w:r>
-        <w:rPr>
-          <w:bCs/>
-          <w:color w:val="171717"/>
-        </w:rPr>
-        <w:t xml:space="preserve">include if they will be </w:t>
-      </w:r>
-      <w:r>
-        <w:rPr>
-          <w:bCs/>
-          <w:color w:val="171717"/>
-        </w:rPr>
-        <w:t>paid for the time it takes to complete the screener or not</w:t>
-      </w:r>
-      <w:r>
-        <w:rPr>
-          <w:bCs/>
-          <w:color w:val="171717"/>
-        </w:rPr>
-        <w:t>.</w:t>
-      </w:r>
-      <w:r>
-        <w:rPr>
-          <w:bCs/>
-          <w:color w:val="171717"/>
-        </w:rPr>
-        <w:t xml:space="preserve"> Include if the</w:t>
-      </w:r>
-      <w:r>
-        <w:rPr>
-          <w:bCs/>
-          <w:color w:val="171717"/>
-        </w:rPr>
-        <w:t xml:space="preserve"> screener</w:t>
-      </w:r>
-      <w:r>
-        <w:rPr>
-          <w:bCs/>
-          <w:color w:val="171717"/>
-        </w:rPr>
-        <w:t xml:space="preserve"> data will be kept</w:t>
-      </w:r>
-      <w:r>
-        <w:rPr>
-          <w:bCs/>
-          <w:color w:val="171717"/>
-        </w:rPr>
-        <w:t>/linked to study data or destroyed</w:t>
-      </w:r>
-      <w:r>
-        <w:rPr>
-          <w:bCs/>
-          <w:color w:val="171717"/>
-        </w:rPr>
-        <w:t>.</w:t>
-      </w:r>
-    </w:p>
-    <w:p>
-      <w:pPr>
-        <w:pStyle w:val="Default"/>
-        <w:numPr>
-          <w:ilvl w:val="0"/>
-          <w:numId w:val="28"/>
-        </w:numPr>
-        <w:rPr>
-          <w:bCs/>
-          <w:color w:val="171717"/>
-        </w:rPr>
-      </w:pPr>
-      <w:r>
-        <w:rPr>
-          <w:rFonts w:ascii="Open Sans" w:hAnsi="Open Sans"/>
-          <w:color w:val="171717"/>
-          <w:lang w:val="en"/>
-        </w:rPr>
-        <w:t xml:space="preserve">If any extraneous software is required to complete the task, this should be stated in the description (e.g. this task requires </w:t>
-      </w:r>
-      <w:r>
-        <w:rPr>
-          <w:rFonts w:ascii="Open Sans" w:hAnsi="Open Sans"/>
-          <w:color w:val="171717"/>
-          <w:lang w:val="en"/>
-        </w:rPr>
-        <w:t>JavaScript</w:t>
-      </w:r>
-      <w:r>
-        <w:rPr>
-          <w:rFonts w:ascii="Open Sans" w:hAnsi="Open Sans"/>
-          <w:color w:val="171717"/>
-          <w:lang w:val="en"/>
-        </w:rPr>
-        <w:t xml:space="preserve"> or </w:t>
-      </w:r>
-      <w:proofErr w:type="spellStart"/>
-      <w:r>
-        <w:rPr>
-          <w:rFonts w:ascii="Open Sans" w:hAnsi="Open Sans"/>
-          <w:color w:val="171717"/>
-          <w:lang w:val="en"/>
-        </w:rPr>
-        <w:t>inquisit</w:t>
-      </w:r>
-      <w:proofErr w:type="spellEnd"/>
-      <w:r>
-        <w:rPr>
-          <w:rFonts w:ascii="Open Sans" w:hAnsi="Open Sans"/>
-          <w:color w:val="171717"/>
-          <w:lang w:val="en"/>
-        </w:rPr>
-        <w:t>).</w:t>
-      </w:r>
-    </w:p>
-    <w:p>
-      <w:pPr>
-        <w:pStyle w:val="Default"/>
-        <w:numPr>
-          <w:ilvl w:val="0"/>
-          <w:numId w:val="28"/>
-        </w:numPr>
-        <w:rPr>
-          <w:bCs/>
-          <w:color w:val="171717"/>
-        </w:rPr>
-      </w:pPr>
-      <w:r>
-        <w:rPr>
-          <w:rFonts w:ascii="Open Sans" w:hAnsi="Open Sans"/>
-          <w:color w:val="171717"/>
-          <w:lang w:val="en"/>
-        </w:rPr>
-        <w:t>Describe plan for review of responses, as applicable (i.e., whether responses will be accepted or rejected and whether unapproved responses will be included in the study dataset).</w:t>
+        </w:rPr>
+        <w:t>er.</w:t>
       </w:r>
     </w:p>
     <w:p>
@@ -1951,7 +1547,14 @@
         <w:rPr>
           <w:bCs/>
         </w:rPr>
-        <w:t>submits the full survey. All screening is embedded within the research instrument itself; none constitutes standard</w:t>
+        <w:t xml:space="preserve">submits the full survey. All screening is embedded within the research </w:t>
+      </w:r>
+      <w:r>
+        <w:rPr>
+          <w:bCs/>
+        </w:rPr>
+        <w:lastRenderedPageBreak/>
+        <w:t>instrument itself; none constitutes standard</w:t>
       </w:r>
       <w:r>
         <w:rPr>
@@ -2041,44 +1644,8 @@
         <w:rPr>
           <w:bCs/>
         </w:rPr>
-        <w:t xml:space="preserve"> Crime data (stimulus): Official robbery statistics from the </w:t>
-      </w:r>
-      <w:proofErr w:type="spellStart"/>
-      <w:r>
-        <w:rPr>
-          <w:bCs/>
-        </w:rPr>
-        <w:t>Secretariado</w:t>
-      </w:r>
-      <w:proofErr w:type="spellEnd"/>
-      <w:r>
-        <w:rPr>
-          <w:bCs/>
-        </w:rPr>
-        <w:t xml:space="preserve"> </w:t>
-      </w:r>
-      <w:proofErr w:type="spellStart"/>
-      <w:r>
-        <w:rPr>
-          <w:bCs/>
-        </w:rPr>
-        <w:t>Ejecutivo</w:t>
-      </w:r>
-      <w:proofErr w:type="spellEnd"/>
-      <w:r>
-        <w:rPr>
-          <w:bCs/>
-        </w:rPr>
-        <w:t xml:space="preserve"> del Sistema Nacional de </w:t>
-      </w:r>
-      <w:proofErr w:type="spellStart"/>
-      <w:r>
-        <w:rPr>
-          <w:bCs/>
-        </w:rPr>
-        <w:t>Seguridad</w:t>
-      </w:r>
-      <w:proofErr w:type="spellEnd"/>
+        <w:t xml:space="preserve"> Crime data (stimulus): Official robbery statistics from the Secretariado Ejecutivo del Sistema Nacional de Seguridad</w:t>
+      </w:r>
       <w:r>
         <w:rPr>
           <w:bCs/>
@@ -2120,21 +1687,7 @@
         <w:rPr>
           <w:bCs/>
         </w:rPr>
-        <w:t xml:space="preserve">Geographic data: Municipal boundary shapefiles from Mexico's Instituto Nacional de </w:t>
-      </w:r>
-      <w:proofErr w:type="spellStart"/>
-      <w:r>
-        <w:rPr>
-          <w:bCs/>
-        </w:rPr>
-        <w:t>Estadistica</w:t>
-      </w:r>
-      <w:proofErr w:type="spellEnd"/>
-      <w:r>
-        <w:rPr>
-          <w:bCs/>
-        </w:rPr>
-        <w:t xml:space="preserve"> y Geografia (INEGI),</w:t>
+        <w:t>Geographic data: Municipal boundary shapefiles from Mexico's Instituto Nacional de Estadistica y Geografia (INEGI),</w:t>
       </w:r>
       <w:r>
         <w:rPr>
@@ -2146,21 +1699,7 @@
         <w:rPr>
           <w:bCs/>
         </w:rPr>
-        <w:t xml:space="preserve">simplified into </w:t>
-      </w:r>
-      <w:proofErr w:type="spellStart"/>
-      <w:r>
-        <w:rPr>
-          <w:bCs/>
-        </w:rPr>
-        <w:t>GeoJSON</w:t>
-      </w:r>
-      <w:proofErr w:type="spellEnd"/>
-      <w:r>
-        <w:rPr>
-          <w:bCs/>
-        </w:rPr>
-        <w:t xml:space="preserve"> format for interactive map display.</w:t>
+        <w:t>simplified into GeoJSON format for interactive map display.</w:t>
       </w:r>
     </w:p>
     <w:p>
@@ -2369,21 +1908,7 @@
         <w:rPr>
           <w:bCs/>
         </w:rPr>
-        <w:t xml:space="preserve">followed by a statement about the </w:t>
-      </w:r>
-      <w:proofErr w:type="gramStart"/>
-      <w:r>
-        <w:rPr>
-          <w:bCs/>
-        </w:rPr>
-        <w:t>percent</w:t>
-      </w:r>
-      <w:proofErr w:type="gramEnd"/>
-      <w:r>
-        <w:rPr>
-          <w:bCs/>
-        </w:rPr>
-        <w:t xml:space="preserve"> change in robberies in their home municipality from 2024 to 2025.</w:t>
+        <w:t>followed by a statement about the percent change in robberies in their home municipality from 2024 to 2025.</w:t>
       </w:r>
     </w:p>
     <w:p>
@@ -2445,14 +1970,148 @@
         <w:rPr>
           <w:bCs/>
         </w:rPr>
-        <w:t xml:space="preserve">Opposite-Party Comparison: Respondents receive the same information as Group 2, plus </w:t>
-      </w:r>
+        <w:t>Opposite-Party Comparison: Respondents receive the same information as Group 2, plus a bar chart comparing their</w:t>
+      </w:r>
+      <w:r>
+        <w:rPr>
+          <w:bCs/>
+        </w:rPr>
+        <w:t xml:space="preserve"> </w:t>
+      </w:r>
+      <w:r>
+        <w:rPr>
+          <w:bCs/>
+        </w:rPr>
+        <w:t>home municipality's robbery change to that of up to four randomly selected municipalities in the same state governed</w:t>
+      </w:r>
+      <w:r>
+        <w:rPr>
+          <w:bCs/>
+        </w:rPr>
+        <w:t xml:space="preserve"> </w:t>
+      </w:r>
+      <w:r>
+        <w:rPr>
+          <w:bCs/>
+        </w:rPr>
+        <w:t>by parties from the opposing political coalition (MORENA/PT/PVEM vs. PAN/PRI/PRD/MC).</w:t>
+      </w:r>
+    </w:p>
+    <w:p>
+      <w:pPr>
+        <w:pStyle w:val="Default"/>
+        <w:ind w:left="1440"/>
+        <w:jc w:val="both"/>
+        <w:rPr>
+          <w:bCs/>
+        </w:rPr>
+      </w:pPr>
+    </w:p>
+    <w:p>
+      <w:pPr>
+        <w:pStyle w:val="Default"/>
+        <w:jc w:val="both"/>
+        <w:rPr>
+          <w:bCs/>
+        </w:rPr>
+      </w:pPr>
+      <w:r>
+        <w:rPr>
+          <w:bCs/>
+        </w:rPr>
+        <w:t>The comparison municipalities are randomly selected from eligible municipalities within the respondent's state at the</w:t>
+      </w:r>
+      <w:r>
+        <w:rPr>
+          <w:bCs/>
+        </w:rPr>
+        <w:t xml:space="preserve"> </w:t>
+      </w:r>
+      <w:r>
+        <w:rPr>
+          <w:bCs/>
+        </w:rPr>
+        <w:t>time the respondent's home municipality is identified. Respondents are not informed of which treatment group they are</w:t>
+      </w:r>
+      <w:r>
+        <w:rPr>
+          <w:bCs/>
+        </w:rPr>
+        <w:t xml:space="preserve"> </w:t>
+      </w:r>
+      <w:r>
+        <w:rPr>
+          <w:bCs/>
+        </w:rPr>
+        <w:t>assigned to.</w:t>
+      </w:r>
+    </w:p>
+    <w:p>
+      <w:pPr>
+        <w:pStyle w:val="Default"/>
+        <w:ind w:left="1440"/>
+        <w:jc w:val="both"/>
+        <w:rPr>
+          <w:bCs/>
+        </w:rPr>
+      </w:pPr>
+    </w:p>
+    <w:p>
+      <w:pPr>
+        <w:pStyle w:val="Default"/>
+        <w:jc w:val="both"/>
+        <w:rPr>
+          <w:bCs/>
+        </w:rPr>
+      </w:pPr>
+      <w:r>
+        <w:rPr>
+          <w:bCs/>
+        </w:rPr>
+        <w:t>Duration of Participation</w:t>
+      </w:r>
+      <w:r>
+        <w:rPr>
+          <w:bCs/>
+        </w:rPr>
+        <w:t>:</w:t>
+      </w:r>
+    </w:p>
+    <w:p>
+      <w:pPr>
+        <w:pStyle w:val="Default"/>
+        <w:jc w:val="both"/>
+        <w:rPr>
+          <w:bCs/>
+        </w:rPr>
+      </w:pPr>
+    </w:p>
+    <w:p>
+      <w:pPr>
+        <w:pStyle w:val="Default"/>
+        <w:jc w:val="both"/>
+        <w:rPr>
+          <w:bCs/>
+        </w:rPr>
+      </w:pPr>
       <w:r>
         <w:rPr>
           <w:bCs/>
         </w:rPr>
         <w:lastRenderedPageBreak/>
-        <w:t>a bar chart comparing their</w:t>
+        <w:t xml:space="preserve">Individual participation is expected to take approximately </w:t>
+      </w:r>
+      <w:r>
+        <w:rPr>
+          <w:bCs/>
+        </w:rPr>
+        <w:t>X</w:t>
+      </w:r>
+      <w:r>
+        <w:rPr>
+          <w:bCs/>
+        </w:rPr>
+        <w:t xml:space="preserve"> minutes in a single session. There is no follow-up;</w:t>
       </w:r>
       <w:r>
         <w:rPr>
@@ -2464,7 +2123,7 @@
         <w:rPr>
           <w:bCs/>
         </w:rPr>
-        <w:t>home municipality's robbery change to that of up to four randomly selected municipalities in the same state governed</w:t>
+        <w:t>participation consists of a single survey sitting. The overall anticipated duration of data collection is</w:t>
       </w:r>
       <w:r>
         <w:rPr>
@@ -2476,7 +2135,19 @@
         <w:rPr>
           <w:bCs/>
         </w:rPr>
-        <w:t>by parties from the opposing political coalition (MORENA/PT/PVEM vs. PAN/PRI/PRD/MC).</w:t>
+        <w:t>approximately 3-6 months, depending on recruitment rates, with a target sample of approximately 4,000-6,000</w:t>
+      </w:r>
+      <w:r>
+        <w:rPr>
+          <w:bCs/>
+        </w:rPr>
+        <w:t xml:space="preserve"> </w:t>
+      </w:r>
+      <w:r>
+        <w:rPr>
+          <w:bCs/>
+        </w:rPr>
+        <w:t>respondents.</w:t>
       </w:r>
     </w:p>
     <w:p>
@@ -2501,56 +2172,7 @@
         <w:rPr>
           <w:bCs/>
         </w:rPr>
-        <w:t>The comparison municipalities are randomly selected from eligible municipalities within the respondent's state at the</w:t>
-      </w:r>
-      <w:r>
-        <w:rPr>
-          <w:bCs/>
-        </w:rPr>
-        <w:t xml:space="preserve"> </w:t>
-      </w:r>
-      <w:r>
-        <w:rPr>
-          <w:bCs/>
-        </w:rPr>
-        <w:t>time the respondent's home municipality is identified. Respondents are not informed of which treatment group they are</w:t>
-      </w:r>
-      <w:r>
-        <w:rPr>
-          <w:bCs/>
-        </w:rPr>
-        <w:t xml:space="preserve"> </w:t>
-      </w:r>
-      <w:r>
-        <w:rPr>
-          <w:bCs/>
-        </w:rPr>
-        <w:t>assigned to.</w:t>
-      </w:r>
-    </w:p>
-    <w:p>
-      <w:pPr>
-        <w:pStyle w:val="Default"/>
-        <w:ind w:left="1440"/>
-        <w:jc w:val="both"/>
-        <w:rPr>
-          <w:bCs/>
-        </w:rPr>
-      </w:pPr>
-    </w:p>
-    <w:p>
-      <w:pPr>
-        <w:pStyle w:val="Default"/>
-        <w:jc w:val="both"/>
-        <w:rPr>
-          <w:bCs/>
-        </w:rPr>
-      </w:pPr>
-      <w:r>
-        <w:rPr>
-          <w:bCs/>
-        </w:rPr>
-        <w:t>Duration of Participation</w:t>
+        <w:t>Data Collected at Each Step</w:t>
       </w:r>
       <w:r>
         <w:rPr>
@@ -2580,109 +2202,6 @@
         <w:rPr>
           <w:bCs/>
         </w:rPr>
-        <w:t xml:space="preserve">Individual participation is expected to take approximately </w:t>
-      </w:r>
-      <w:r>
-        <w:rPr>
-          <w:bCs/>
-        </w:rPr>
-        <w:t>X</w:t>
-      </w:r>
-      <w:r>
-        <w:rPr>
-          <w:bCs/>
-        </w:rPr>
-        <w:t xml:space="preserve"> minutes in a single session. There is no follow-up;</w:t>
-      </w:r>
-      <w:r>
-        <w:rPr>
-          <w:bCs/>
-        </w:rPr>
-        <w:t xml:space="preserve"> </w:t>
-      </w:r>
-      <w:r>
-        <w:rPr>
-          <w:bCs/>
-        </w:rPr>
-        <w:t>participation consists of a single survey sitting. The overall anticipated duration of data collection is</w:t>
-      </w:r>
-      <w:r>
-        <w:rPr>
-          <w:bCs/>
-        </w:rPr>
-        <w:t xml:space="preserve"> </w:t>
-      </w:r>
-      <w:r>
-        <w:rPr>
-          <w:bCs/>
-        </w:rPr>
-        <w:t>approximately 3-6 months, depending on recruitment rates, with a target sample of approximately 4,000-6,000</w:t>
-      </w:r>
-      <w:r>
-        <w:rPr>
-          <w:bCs/>
-        </w:rPr>
-        <w:t xml:space="preserve"> </w:t>
-      </w:r>
-      <w:r>
-        <w:rPr>
-          <w:bCs/>
-        </w:rPr>
-        <w:t>respondents.</w:t>
-      </w:r>
-    </w:p>
-    <w:p>
-      <w:pPr>
-        <w:pStyle w:val="Default"/>
-        <w:ind w:left="1440"/>
-        <w:jc w:val="both"/>
-        <w:rPr>
-          <w:bCs/>
-        </w:rPr>
-      </w:pPr>
-    </w:p>
-    <w:p>
-      <w:pPr>
-        <w:pStyle w:val="Default"/>
-        <w:jc w:val="both"/>
-        <w:rPr>
-          <w:bCs/>
-        </w:rPr>
-      </w:pPr>
-      <w:r>
-        <w:rPr>
-          <w:bCs/>
-        </w:rPr>
-        <w:t>Data Collected at Each Step</w:t>
-      </w:r>
-      <w:r>
-        <w:rPr>
-          <w:bCs/>
-        </w:rPr>
-        <w:t>:</w:t>
-      </w:r>
-    </w:p>
-    <w:p>
-      <w:pPr>
-        <w:pStyle w:val="Default"/>
-        <w:jc w:val="both"/>
-        <w:rPr>
-          <w:bCs/>
-        </w:rPr>
-      </w:pPr>
-    </w:p>
-    <w:p>
-      <w:pPr>
-        <w:pStyle w:val="Default"/>
-        <w:jc w:val="both"/>
-        <w:rPr>
-          <w:bCs/>
-        </w:rPr>
-      </w:pPr>
-      <w:r>
-        <w:rPr>
-          <w:bCs/>
-        </w:rPr>
         <w:t>Step: 1</w:t>
       </w:r>
     </w:p>
@@ -3043,142 +2562,142 @@
         <w:rPr>
           <w:bCs/>
         </w:rPr>
+        <w:t>Approx. Duration: 1-2 min</w:t>
+      </w:r>
+    </w:p>
+    <w:p>
+      <w:pPr>
+        <w:pStyle w:val="Default"/>
+        <w:jc w:val="both"/>
+        <w:rPr>
+          <w:bCs/>
+        </w:rPr>
+      </w:pPr>
+      <w:r>
+        <w:rPr>
+          <w:bCs/>
+        </w:rPr>
+        <w:t>────────────────────────────────────────</w:t>
+      </w:r>
+    </w:p>
+    <w:p>
+      <w:pPr>
+        <w:pStyle w:val="Default"/>
+        <w:jc w:val="both"/>
+        <w:rPr>
+          <w:bCs/>
+        </w:rPr>
+      </w:pPr>
+      <w:r>
+        <w:rPr>
+          <w:bCs/>
+        </w:rPr>
+        <w:t>Step: 5</w:t>
+      </w:r>
+    </w:p>
+    <w:p>
+      <w:pPr>
+        <w:pStyle w:val="Default"/>
+        <w:jc w:val="both"/>
+        <w:rPr>
+          <w:bCs/>
+        </w:rPr>
+      </w:pPr>
+      <w:r>
+        <w:rPr>
+          <w:bCs/>
+        </w:rPr>
+        <w:t>Page Title: Treatment</w:t>
+      </w:r>
+    </w:p>
+    <w:p>
+      <w:pPr>
+        <w:pStyle w:val="Default"/>
+        <w:jc w:val="both"/>
+        <w:rPr>
+          <w:bCs/>
+        </w:rPr>
+      </w:pPr>
+      <w:r>
+        <w:rPr>
+          <w:bCs/>
+        </w:rPr>
+        <w:t>Data Collected: Exposure to assigned treatment condition (one of four groups described above); respondent reads text</w:t>
+      </w:r>
+    </w:p>
+    <w:p>
+      <w:pPr>
+        <w:pStyle w:val="Default"/>
+        <w:jc w:val="both"/>
+        <w:rPr>
+          <w:bCs/>
+        </w:rPr>
+      </w:pPr>
+      <w:r>
+        <w:rPr>
+          <w:bCs/>
+        </w:rPr>
+        <w:t>and/or views a bar chart. No survey responses are collected on this page.</w:t>
+      </w:r>
+    </w:p>
+    <w:p>
+      <w:pPr>
+        <w:pStyle w:val="Default"/>
+        <w:jc w:val="both"/>
+        <w:rPr>
+          <w:bCs/>
+        </w:rPr>
+      </w:pPr>
+      <w:r>
+        <w:rPr>
+          <w:bCs/>
+        </w:rPr>
+        <w:t>Approx. Duration: 1-2 min</w:t>
+      </w:r>
+    </w:p>
+    <w:p>
+      <w:pPr>
+        <w:pStyle w:val="Default"/>
+        <w:jc w:val="both"/>
+        <w:rPr>
+          <w:bCs/>
+        </w:rPr>
+      </w:pPr>
+      <w:r>
+        <w:rPr>
+          <w:bCs/>
+        </w:rPr>
+        <w:t>────────────────────────────────────────</w:t>
+      </w:r>
+    </w:p>
+    <w:p>
+      <w:pPr>
+        <w:pStyle w:val="Default"/>
+        <w:jc w:val="both"/>
+        <w:rPr>
+          <w:bCs/>
+        </w:rPr>
+      </w:pPr>
+      <w:r>
+        <w:rPr>
+          <w:bCs/>
+        </w:rPr>
+        <w:t>Step: 6</w:t>
+      </w:r>
+    </w:p>
+    <w:p>
+      <w:pPr>
+        <w:pStyle w:val="Default"/>
+        <w:jc w:val="both"/>
+        <w:rPr>
+          <w:bCs/>
+        </w:rPr>
+      </w:pPr>
+      <w:r>
+        <w:rPr>
+          <w:bCs/>
+        </w:rPr>
         <w:lastRenderedPageBreak/>
-        <w:t>Approx. Duration: 1-2 min</w:t>
-      </w:r>
-    </w:p>
-    <w:p>
-      <w:pPr>
-        <w:pStyle w:val="Default"/>
-        <w:jc w:val="both"/>
-        <w:rPr>
-          <w:bCs/>
-        </w:rPr>
-      </w:pPr>
-      <w:r>
-        <w:rPr>
-          <w:bCs/>
-        </w:rPr>
-        <w:t>────────────────────────────────────────</w:t>
-      </w:r>
-    </w:p>
-    <w:p>
-      <w:pPr>
-        <w:pStyle w:val="Default"/>
-        <w:jc w:val="both"/>
-        <w:rPr>
-          <w:bCs/>
-        </w:rPr>
-      </w:pPr>
-      <w:r>
-        <w:rPr>
-          <w:bCs/>
-        </w:rPr>
-        <w:t>Step: 5</w:t>
-      </w:r>
-    </w:p>
-    <w:p>
-      <w:pPr>
-        <w:pStyle w:val="Default"/>
-        <w:jc w:val="both"/>
-        <w:rPr>
-          <w:bCs/>
-        </w:rPr>
-      </w:pPr>
-      <w:r>
-        <w:rPr>
-          <w:bCs/>
-        </w:rPr>
-        <w:t>Page Title: Treatment</w:t>
-      </w:r>
-    </w:p>
-    <w:p>
-      <w:pPr>
-        <w:pStyle w:val="Default"/>
-        <w:jc w:val="both"/>
-        <w:rPr>
-          <w:bCs/>
-        </w:rPr>
-      </w:pPr>
-      <w:r>
-        <w:rPr>
-          <w:bCs/>
-        </w:rPr>
-        <w:t>Data Collected: Exposure to assigned treatment condition (one of four groups described above); respondent reads text</w:t>
-      </w:r>
-    </w:p>
-    <w:p>
-      <w:pPr>
-        <w:pStyle w:val="Default"/>
-        <w:jc w:val="both"/>
-        <w:rPr>
-          <w:bCs/>
-        </w:rPr>
-      </w:pPr>
-      <w:r>
-        <w:rPr>
-          <w:bCs/>
-        </w:rPr>
-        <w:t>and/or views a bar chart. No survey responses are collected on this page.</w:t>
-      </w:r>
-    </w:p>
-    <w:p>
-      <w:pPr>
-        <w:pStyle w:val="Default"/>
-        <w:jc w:val="both"/>
-        <w:rPr>
-          <w:bCs/>
-        </w:rPr>
-      </w:pPr>
-      <w:r>
-        <w:rPr>
-          <w:bCs/>
-        </w:rPr>
-        <w:t>Approx. Duration: 1-2 min</w:t>
-      </w:r>
-    </w:p>
-    <w:p>
-      <w:pPr>
-        <w:pStyle w:val="Default"/>
-        <w:jc w:val="both"/>
-        <w:rPr>
-          <w:bCs/>
-        </w:rPr>
-      </w:pPr>
-      <w:r>
-        <w:rPr>
-          <w:bCs/>
-        </w:rPr>
-        <w:t>────────────────────────────────────────</w:t>
-      </w:r>
-    </w:p>
-    <w:p>
-      <w:pPr>
-        <w:pStyle w:val="Default"/>
-        <w:jc w:val="both"/>
-        <w:rPr>
-          <w:bCs/>
-        </w:rPr>
-      </w:pPr>
-      <w:r>
-        <w:rPr>
-          <w:bCs/>
-        </w:rPr>
-        <w:t>Step: 6</w:t>
-      </w:r>
-    </w:p>
-    <w:p>
-      <w:pPr>
-        <w:pStyle w:val="Default"/>
-        <w:jc w:val="both"/>
-        <w:rPr>
-          <w:bCs/>
-        </w:rPr>
-      </w:pPr>
-      <w:r>
-        <w:rPr>
-          <w:bCs/>
-        </w:rPr>
         <w:t>Page Title: Post-Treatment Survey</w:t>
       </w:r>
     </w:p>
@@ -3209,21 +2728,7 @@
         <w:rPr>
           <w:bCs/>
         </w:rPr>
-        <w:t xml:space="preserve">of crime (0-100 slider, repeated), post-treatment </w:t>
-      </w:r>
-      <w:proofErr w:type="gramStart"/>
-      <w:r>
-        <w:rPr>
-          <w:bCs/>
-        </w:rPr>
-        <w:t>relative</w:t>
-      </w:r>
-      <w:proofErr w:type="gramEnd"/>
-      <w:r>
-        <w:rPr>
-          <w:bCs/>
-        </w:rPr>
-        <w:t xml:space="preserve"> crime ranking of comparison municipalities</w:t>
+        <w:t>of crime (0-100 slider, repeated), post-treatment relative crime ranking of comparison municipalities</w:t>
       </w:r>
     </w:p>
     <w:p>
@@ -3484,21 +2989,7 @@
         <w:rPr>
           <w:bCs/>
         </w:rPr>
-        <w:t xml:space="preserve">third-party geocoding APIs (OpenStreetMap </w:t>
-      </w:r>
-      <w:proofErr w:type="spellStart"/>
-      <w:r>
-        <w:rPr>
-          <w:bCs/>
-        </w:rPr>
-        <w:t>Nominatim</w:t>
-      </w:r>
-      <w:proofErr w:type="spellEnd"/>
-      <w:r>
-        <w:rPr>
-          <w:bCs/>
-        </w:rPr>
-        <w:t xml:space="preserve"> and Photon). The address text itself is not stored in the research</w:t>
+        <w:t>third-party geocoding APIs (OpenStreetMap Nominatim and Photon). The address text itself is not stored in the research</w:t>
       </w:r>
       <w:r>
         <w:rPr>
@@ -3647,7 +3138,6 @@
         <w:rPr>
           <w:bCs/>
         </w:rPr>
-        <w:lastRenderedPageBreak/>
         <w:t>Plans for Return of Research Results</w:t>
       </w:r>
       <w:r>
@@ -3763,7 +3253,14 @@
         <w:rPr>
           <w:bCs/>
         </w:rPr>
-        <w:t>preferences, and demographic information. It does not involve medical testing, biological samples, psychological or</w:t>
+        <w:t xml:space="preserve">preferences, and demographic information. It does not involve </w:t>
+      </w:r>
+      <w:r>
+        <w:rPr>
+          <w:bCs/>
+        </w:rPr>
+        <w:lastRenderedPageBreak/>
+        <w:t>medical testing, biological samples, psychological or</w:t>
       </w:r>
       <w:r>
         <w:rPr>
@@ -4030,6 +3527,14 @@
           <w:color w:val="171717"/>
         </w:rPr>
       </w:pPr>
+      <w:r>
+        <w:rPr>
+          <w:b/>
+          <w:bCs/>
+          <w:color w:val="171717"/>
+        </w:rPr>
+        <w:t xml:space="preserve">(TO DO) </w:t>
+      </w:r>
       <w:r>
         <w:rPr>
           <w:b/>
@@ -4241,23 +3746,7 @@
           <w:rFonts w:ascii="Times New Roman" w:hAnsi="Times New Roman"/>
           <w:color w:val="171717"/>
         </w:rPr>
-        <w:t xml:space="preserve">Describe any reimbursement that might be provided (e.g., travel expenses such as hotel or mileage), as applicable, and the process for reimbursement (e.g., collection of </w:t>
-      </w:r>
-      <w:proofErr w:type="gramStart"/>
-      <w:r>
-        <w:rPr>
-          <w:rFonts w:ascii="Times New Roman" w:hAnsi="Times New Roman"/>
-          <w:color w:val="171717"/>
-        </w:rPr>
-        <w:t>receipt</w:t>
-      </w:r>
-      <w:proofErr w:type="gramEnd"/>
-      <w:r>
-        <w:rPr>
-          <w:rFonts w:ascii="Times New Roman" w:hAnsi="Times New Roman"/>
-          <w:color w:val="171717"/>
-        </w:rPr>
-        <w:t>).</w:t>
+        <w:t>Describe any reimbursement that might be provided (e.g., travel expenses such as hotel or mileage), as applicable, and the process for reimbursement (e.g., collection of receipt).</w:t>
       </w:r>
     </w:p>
     <w:p>
@@ -4292,43 +3781,46 @@
     <w:p>
       <w:pPr>
         <w:pStyle w:val="Default"/>
-        <w:numPr>
-          <w:ilvl w:val="0"/>
-          <w:numId w:val="18"/>
-        </w:numPr>
-        <w:ind w:left="720"/>
-        <w:jc w:val="both"/>
         <w:rPr>
           <w:bCs/>
           <w:color w:val="222A35"/>
         </w:rPr>
       </w:pPr>
-      <w:r>
+    </w:p>
+    <w:p>
+      <w:pPr>
+        <w:pStyle w:val="Default"/>
         <w:rPr>
           <w:bCs/>
           <w:color w:val="222A35"/>
         </w:rPr>
-        <w:t xml:space="preserve">Describe anticipated circumstances under which participants will be withdrawn </w:t>
-      </w:r>
+      </w:pPr>
       <w:r>
         <w:rPr>
           <w:bCs/>
           <w:color w:val="222A35"/>
         </w:rPr>
-        <w:t xml:space="preserve">by the investigator </w:t>
+        <w:t>Investigator-initiated withdrawal: Participants may be withdrawn from the study if they fail one or more attention checks</w:t>
       </w:r>
       <w:r>
         <w:rPr>
           <w:bCs/>
           <w:color w:val="222A35"/>
         </w:rPr>
-        <w:t>from the research without their consent</w:t>
+        <w:t xml:space="preserve"> </w:t>
       </w:r>
       <w:r>
         <w:rPr>
           <w:bCs/>
           <w:color w:val="222A35"/>
         </w:rPr>
+        <w:t>embedded in the survey. Participants who fail attention checks will be excluded from analysis. No other circumstances are</w:t>
+      </w:r>
+      <w:r>
+        <w:rPr>
+          <w:bCs/>
+          <w:color w:val="222A35"/>
+        </w:rPr>
         <w:t xml:space="preserve"> </w:t>
       </w:r>
       <w:r>
@@ -4336,235 +3828,302 @@
           <w:bCs/>
           <w:color w:val="222A35"/>
         </w:rPr>
-        <w:t>(e.g., non-com</w:t>
+        <w:t>expected</w:t>
       </w:r>
       <w:r>
         <w:rPr>
           <w:bCs/>
           <w:color w:val="222A35"/>
         </w:rPr>
-        <w:t xml:space="preserve">pliance, termination of </w:t>
-      </w:r>
-      <w:r>
+        <w:t xml:space="preserve"> to require investigator-initiated withdrawal.</w:t>
+      </w:r>
+    </w:p>
+    <w:p>
+      <w:pPr>
+        <w:pStyle w:val="Default"/>
         <w:rPr>
           <w:bCs/>
           <w:color w:val="222A35"/>
         </w:rPr>
+      </w:pPr>
+    </w:p>
+    <w:p>
+      <w:pPr>
+        <w:pStyle w:val="Default"/>
+        <w:rPr>
+          <w:bCs/>
+          <w:color w:val="222A35"/>
+        </w:rPr>
+      </w:pPr>
+      <w:r>
+        <w:rPr>
+          <w:bCs/>
+          <w:color w:val="222A35"/>
+        </w:rPr>
+        <w:t>Voluntary withdrawal: Participants may withdraw at any time and for any reason without penalty. Because survey responses</w:t>
+      </w:r>
+      <w:r>
+        <w:rPr>
+          <w:bCs/>
+          <w:color w:val="222A35"/>
+        </w:rPr>
+        <w:t xml:space="preserve"> </w:t>
+      </w:r>
+      <w:r>
+        <w:rPr>
+          <w:bCs/>
+          <w:color w:val="222A35"/>
+        </w:rPr>
+        <w:t>are only recorded upon completion of the final page, partial responses from participants who withdraw mid-survey will not</w:t>
+      </w:r>
+      <w:r>
+        <w:rPr>
+          <w:bCs/>
+          <w:color w:val="222A35"/>
+        </w:rPr>
+        <w:t xml:space="preserve"> </w:t>
+      </w:r>
+      <w:r>
+        <w:rPr>
+          <w:bCs/>
+          <w:color w:val="222A35"/>
+        </w:rPr>
+        <w:t>be saved and no data will be retained.</w:t>
+      </w:r>
+    </w:p>
+    <w:p>
+      <w:pPr>
+        <w:pStyle w:val="Default"/>
+        <w:rPr>
+          <w:bCs/>
+          <w:color w:val="222A35"/>
+        </w:rPr>
+      </w:pPr>
+    </w:p>
+    <w:p>
+      <w:pPr>
+        <w:pStyle w:val="Default"/>
+        <w:rPr>
+          <w:bCs/>
+          <w:color w:val="222A35"/>
+        </w:rPr>
+      </w:pPr>
+      <w:r>
+        <w:rPr>
+          <w:bCs/>
+          <w:color w:val="222A35"/>
+        </w:rPr>
+        <w:t xml:space="preserve">Withdrawal from some but not all procedures: Not applicable. The study consists of a single </w:t>
+      </w:r>
+      <w:r>
+        <w:rPr>
+          <w:bCs/>
+          <w:color w:val="222A35"/>
+        </w:rPr>
         <w:lastRenderedPageBreak/>
-        <w:t>funding</w:t>
+        <w:t>survey instrument per wave;</w:t>
       </w:r>
       <w:r>
         <w:rPr>
           <w:bCs/>
           <w:color w:val="222A35"/>
         </w:rPr>
-        <w:t>)</w:t>
+        <w:t xml:space="preserve"> </w:t>
       </w:r>
       <w:r>
         <w:rPr>
           <w:bCs/>
           <w:color w:val="222A35"/>
         </w:rPr>
-        <w:t>.</w:t>
-      </w:r>
-    </w:p>
-    <w:p>
-      <w:pPr>
-        <w:numPr>
-          <w:ilvl w:val="0"/>
-          <w:numId w:val="18"/>
-        </w:numPr>
-        <w:ind w:left="720"/>
-        <w:rPr>
-          <w:rFonts w:ascii="Times New Roman" w:hAnsi="Times New Roman" w:cs="Times New Roman"/>
+        <w:t>participants cannot withdraw from individual questions or sections while completing the survey.</w:t>
+      </w:r>
+    </w:p>
+    <w:p>
+      <w:pPr>
+        <w:pStyle w:val="Default"/>
+        <w:rPr>
           <w:bCs/>
           <w:color w:val="222A35"/>
-          <w:sz w:val="24"/>
-        </w:rPr>
-      </w:pPr>
-      <w:r>
-        <w:rPr>
-          <w:rFonts w:ascii="Times New Roman" w:hAnsi="Times New Roman" w:cs="Times New Roman"/>
+        </w:rPr>
+      </w:pPr>
+    </w:p>
+    <w:p>
+      <w:pPr>
+        <w:pStyle w:val="Default"/>
+        <w:rPr>
           <w:bCs/>
           <w:color w:val="222A35"/>
-          <w:sz w:val="24"/>
-        </w:rPr>
-        <w:t xml:space="preserve">Describe procedures that will be followed </w:t>
-      </w:r>
-      <w:r>
-        <w:rPr>
-          <w:rFonts w:ascii="Times New Roman" w:hAnsi="Times New Roman" w:cs="Times New Roman"/>
+        </w:rPr>
+      </w:pPr>
+      <w:r>
+        <w:rPr>
           <w:bCs/>
           <w:color w:val="222A35"/>
-          <w:sz w:val="24"/>
-        </w:rPr>
-        <w:t>if subjects</w:t>
-      </w:r>
-      <w:r>
-        <w:rPr>
-          <w:rFonts w:ascii="Times New Roman" w:hAnsi="Times New Roman" w:cs="Times New Roman"/>
+        </w:rPr>
+        <w:t>Long-term follow-up: Participants who complete the first wave will be re-contacted by the survey company to participate in</w:t>
+      </w:r>
+      <w:r>
+        <w:rPr>
           <w:bCs/>
           <w:color w:val="222A35"/>
-          <w:sz w:val="24"/>
-        </w:rPr>
-        <w:t xml:space="preserve"> withdraw from the research, </w:t>
-      </w:r>
-      <w:r>
-        <w:rPr>
-          <w:rFonts w:ascii="Times New Roman" w:hAnsi="Times New Roman" w:cs="Times New Roman"/>
+        </w:rPr>
+        <w:t xml:space="preserve"> </w:t>
+      </w:r>
+      <w:r>
+        <w:rPr>
           <w:bCs/>
           <w:color w:val="222A35"/>
-          <w:sz w:val="24"/>
-        </w:rPr>
-        <w:t>if applicable.</w:t>
-      </w:r>
-    </w:p>
-    <w:p>
-      <w:pPr>
-        <w:numPr>
-          <w:ilvl w:val="1"/>
-          <w:numId w:val="18"/>
-        </w:numPr>
-        <w:ind w:left="1440"/>
-        <w:rPr>
-          <w:rFonts w:ascii="Times New Roman" w:hAnsi="Times New Roman" w:cs="Times New Roman"/>
+        </w:rPr>
+        <w:t>a second wave. Participants are under no obligation to complete the second wave. Those who decline to participate in the</w:t>
+      </w:r>
+      <w:r>
+        <w:rPr>
           <w:bCs/>
           <w:color w:val="222A35"/>
-          <w:sz w:val="24"/>
-        </w:rPr>
-      </w:pPr>
-      <w:r>
-        <w:rPr>
-          <w:rFonts w:ascii="Times New Roman" w:hAnsi="Times New Roman" w:cs="Times New Roman"/>
+        </w:rPr>
+        <w:t xml:space="preserve"> </w:t>
+      </w:r>
+      <w:r>
+        <w:rPr>
           <w:bCs/>
           <w:color w:val="222A35"/>
-          <w:sz w:val="24"/>
-        </w:rPr>
-        <w:t>Will they stop treatment and continue to be followed?</w:t>
-      </w:r>
-    </w:p>
-    <w:p>
-      <w:pPr>
-        <w:numPr>
-          <w:ilvl w:val="1"/>
-          <w:numId w:val="18"/>
-        </w:numPr>
-        <w:ind w:left="1440"/>
-        <w:rPr>
-          <w:rFonts w:ascii="Times New Roman" w:hAnsi="Times New Roman" w:cs="Times New Roman"/>
+        </w:rPr>
+        <w:t>second wave will not be followed further, and only first-wave data will be used for those respondents.</w:t>
+      </w:r>
+    </w:p>
+    <w:p>
+      <w:pPr>
+        <w:pStyle w:val="Default"/>
+        <w:rPr>
           <w:bCs/>
           <w:color w:val="222A35"/>
-          <w:sz w:val="24"/>
-        </w:rPr>
-      </w:pPr>
-      <w:r>
-        <w:rPr>
-          <w:rFonts w:ascii="Times New Roman" w:hAnsi="Times New Roman" w:cs="Times New Roman"/>
+        </w:rPr>
+      </w:pPr>
+    </w:p>
+    <w:p>
+      <w:pPr>
+        <w:pStyle w:val="Default"/>
+        <w:rPr>
           <w:bCs/>
           <w:color w:val="222A35"/>
-          <w:sz w:val="24"/>
-        </w:rPr>
-        <w:t>Can they withdraw from some of the procedures, but not all?</w:t>
-      </w:r>
-    </w:p>
-    <w:p>
-      <w:pPr>
-        <w:numPr>
-          <w:ilvl w:val="1"/>
-          <w:numId w:val="18"/>
-        </w:numPr>
-        <w:ind w:left="1440"/>
-        <w:rPr>
-          <w:rFonts w:ascii="Times New Roman" w:hAnsi="Times New Roman" w:cs="Times New Roman"/>
+        </w:rPr>
+      </w:pPr>
+      <w:r>
+        <w:rPr>
           <w:bCs/>
           <w:color w:val="222A35"/>
-          <w:sz w:val="24"/>
-        </w:rPr>
-      </w:pPr>
-      <w:r>
-        <w:rPr>
-          <w:rFonts w:ascii="Times New Roman" w:hAnsi="Times New Roman" w:cs="Times New Roman"/>
+        </w:rPr>
+        <w:t>Use of data after withdrawal: Data from participants who fail attention checks and are withdrawn by the investigator</w:t>
+      </w:r>
+      <w:r>
+        <w:rPr>
           <w:bCs/>
           <w:color w:val="222A35"/>
-          <w:sz w:val="24"/>
-        </w:rPr>
-        <w:t xml:space="preserve">Will long-term follow up data continue to be collected, if </w:t>
-      </w:r>
-      <w:proofErr w:type="gramStart"/>
-      <w:r>
-        <w:rPr>
-          <w:rFonts w:ascii="Times New Roman" w:hAnsi="Times New Roman" w:cs="Times New Roman"/>
+        </w:rPr>
+        <w:t xml:space="preserve"> in the first wave</w:t>
+      </w:r>
+      <w:r>
+        <w:rPr>
           <w:bCs/>
           <w:color w:val="222A35"/>
-          <w:sz w:val="24"/>
-        </w:rPr>
-        <w:t>so</w:t>
-      </w:r>
-      <w:proofErr w:type="gramEnd"/>
-      <w:r>
-        <w:rPr>
-          <w:rFonts w:ascii="Times New Roman" w:hAnsi="Times New Roman" w:cs="Times New Roman"/>
+        </w:rPr>
+        <w:t xml:space="preserve"> will</w:t>
+      </w:r>
+      <w:r>
+        <w:rPr>
           <w:bCs/>
           <w:color w:val="222A35"/>
-          <w:sz w:val="24"/>
-        </w:rPr>
-        <w:t xml:space="preserve"> what? </w:t>
-      </w:r>
-    </w:p>
-    <w:p>
-      <w:pPr>
-        <w:numPr>
-          <w:ilvl w:val="0"/>
-          <w:numId w:val="18"/>
-        </w:numPr>
-        <w:ind w:left="720"/>
-        <w:rPr>
-          <w:rFonts w:ascii="Times New Roman" w:hAnsi="Times New Roman" w:cs="Times New Roman"/>
+        </w:rPr>
+        <w:t xml:space="preserve"> </w:t>
+      </w:r>
+      <w:r>
+        <w:rPr>
           <w:bCs/>
           <w:color w:val="222A35"/>
-          <w:sz w:val="24"/>
-        </w:rPr>
-      </w:pPr>
-      <w:r>
-        <w:rPr>
-          <w:rFonts w:ascii="Times New Roman" w:hAnsi="Times New Roman" w:cs="Times New Roman"/>
+        </w:rPr>
+        <w:t>be excluded from analysis but retained in the research record for the duration of the study. No data is retained for</w:t>
+      </w:r>
+      <w:r>
+        <w:rPr>
           <w:bCs/>
           <w:color w:val="222A35"/>
-          <w:sz w:val="24"/>
-        </w:rPr>
-        <w:t>Describe the use of data after withdrawal.</w:t>
-      </w:r>
-    </w:p>
-    <w:p>
-      <w:pPr>
-        <w:numPr>
-          <w:ilvl w:val="0"/>
-          <w:numId w:val="18"/>
-        </w:numPr>
-        <w:ind w:left="720"/>
-        <w:rPr>
-          <w:rFonts w:ascii="Times New Roman" w:hAnsi="Times New Roman" w:cs="Times New Roman"/>
+        </w:rPr>
+        <w:t xml:space="preserve"> </w:t>
+      </w:r>
+      <w:r>
+        <w:rPr>
           <w:bCs/>
           <w:color w:val="222A35"/>
-          <w:sz w:val="24"/>
-        </w:rPr>
-      </w:pPr>
-      <w:r>
-        <w:rPr>
-          <w:rFonts w:ascii="Times New Roman" w:hAnsi="Times New Roman" w:cs="Times New Roman"/>
+        </w:rPr>
+        <w:t xml:space="preserve">participants who voluntarily withdraw before completing the </w:t>
+      </w:r>
+      <w:r>
+        <w:rPr>
           <w:bCs/>
           <w:color w:val="222A35"/>
-          <w:sz w:val="24"/>
-        </w:rPr>
-        <w:t>Indicate whether subjects withdrawn from the study will be replaced.</w:t>
-      </w:r>
-    </w:p>
-    <w:p>
-      <w:pPr>
-        <w:pStyle w:val="Default"/>
-        <w:rPr>
-          <w:bCs/>
-          <w:color w:val="171717"/>
+        </w:rPr>
+        <w:t xml:space="preserve">first wave </w:t>
+      </w:r>
+      <w:r>
+        <w:rPr>
+          <w:bCs/>
+          <w:color w:val="222A35"/>
+        </w:rPr>
+        <w:t>survey.</w:t>
+      </w:r>
+      <w:r>
+        <w:rPr>
+          <w:bCs/>
+          <w:color w:val="222A35"/>
+        </w:rPr>
+        <w:t xml:space="preserve"> Responses from respondents who complete the first wave survey but do not complete the second wave survey will be used for the descriptive analysis in the research design.</w:t>
+      </w:r>
+    </w:p>
+    <w:p>
+      <w:pPr>
+        <w:pStyle w:val="Default"/>
+        <w:rPr>
+          <w:bCs/>
+          <w:color w:val="222A35"/>
+        </w:rPr>
+      </w:pPr>
+    </w:p>
+    <w:p>
+      <w:pPr>
+        <w:pStyle w:val="Default"/>
+        <w:rPr>
+          <w:bCs/>
+          <w:color w:val="222A35"/>
+        </w:rPr>
+      </w:pPr>
+      <w:r>
+        <w:rPr>
+          <w:bCs/>
+          <w:color w:val="222A35"/>
+        </w:rPr>
+        <w:t>Replacement of withdrawn subjects: Participants who fail attention checks and are excluded from analysis will be replaced</w:t>
+      </w:r>
+      <w:r>
+        <w:rPr>
+          <w:bCs/>
+          <w:color w:val="222A35"/>
+        </w:rPr>
+        <w:t xml:space="preserve"> </w:t>
+      </w:r>
+      <w:r>
+        <w:rPr>
+          <w:bCs/>
+          <w:color w:val="222A35"/>
+        </w:rPr>
+        <w:t>to maintain the target sample size.</w:t>
+      </w:r>
+    </w:p>
+    <w:p>
+      <w:pPr>
+        <w:pStyle w:val="Default"/>
+        <w:rPr>
+          <w:bCs/>
+          <w:color w:val="222A35"/>
         </w:rPr>
       </w:pPr>
     </w:p>
@@ -4609,831 +4168,658 @@
     </w:p>
     <w:p>
       <w:pPr>
-        <w:numPr>
-          <w:ilvl w:val="1"/>
-          <w:numId w:val="33"/>
-        </w:numPr>
-        <w:autoSpaceDE w:val="0"/>
-        <w:autoSpaceDN w:val="0"/>
-        <w:adjustRightInd w:val="0"/>
-        <w:ind w:left="720" w:hanging="360"/>
-        <w:rPr>
-          <w:rFonts w:ascii="Times New Roman" w:hAnsi="Times New Roman" w:cs="Times New Roman"/>
-          <w:color w:val="222A35"/>
-          <w:sz w:val="24"/>
-        </w:rPr>
-      </w:pPr>
-      <w:r>
-        <w:rPr>
-          <w:rFonts w:ascii="Times New Roman" w:hAnsi="Times New Roman" w:cs="Times New Roman"/>
-          <w:color w:val="222A35"/>
-          <w:sz w:val="24"/>
-        </w:rPr>
-        <w:t xml:space="preserve">Describe the steps that will be taken to protect subjects’ privacy. “Privacy” refers to a person’s desire to place limits on </w:t>
-      </w:r>
-      <w:r>
-        <w:rPr>
-          <w:rFonts w:ascii="Times New Roman" w:hAnsi="Times New Roman" w:cs="Times New Roman"/>
-          <w:color w:val="222A35"/>
-          <w:sz w:val="24"/>
-        </w:rPr>
-        <w:t xml:space="preserve">with </w:t>
-      </w:r>
-      <w:r>
-        <w:rPr>
-          <w:rFonts w:ascii="Times New Roman" w:hAnsi="Times New Roman" w:cs="Times New Roman"/>
-          <w:color w:val="222A35"/>
-          <w:sz w:val="24"/>
-        </w:rPr>
-        <w:t xml:space="preserve">whom they interact or </w:t>
-      </w:r>
-      <w:r>
-        <w:rPr>
-          <w:rFonts w:ascii="Times New Roman" w:hAnsi="Times New Roman" w:cs="Times New Roman"/>
-          <w:color w:val="222A35"/>
-          <w:sz w:val="24"/>
-        </w:rPr>
-        <w:t xml:space="preserve">to </w:t>
-      </w:r>
-      <w:r>
-        <w:rPr>
-          <w:rFonts w:ascii="Times New Roman" w:hAnsi="Times New Roman" w:cs="Times New Roman"/>
-          <w:color w:val="222A35"/>
-          <w:sz w:val="24"/>
-        </w:rPr>
-        <w:t>whom they provide personal information.</w:t>
-      </w:r>
-    </w:p>
-    <w:p>
-      <w:pPr>
-        <w:numPr>
-          <w:ilvl w:val="1"/>
-          <w:numId w:val="33"/>
-        </w:numPr>
-        <w:autoSpaceDE w:val="0"/>
-        <w:autoSpaceDN w:val="0"/>
-        <w:adjustRightInd w:val="0"/>
-        <w:ind w:left="720" w:hanging="360"/>
-        <w:rPr>
-          <w:rFonts w:ascii="Times New Roman" w:hAnsi="Times New Roman" w:cs="Times New Roman"/>
-          <w:color w:val="222A35"/>
-          <w:sz w:val="24"/>
-        </w:rPr>
-      </w:pPr>
-      <w:r>
-        <w:rPr>
-          <w:rFonts w:ascii="Times New Roman" w:hAnsi="Times New Roman" w:cs="Times New Roman"/>
-          <w:color w:val="222A35"/>
-          <w:sz w:val="24"/>
-        </w:rPr>
-        <w:t>I</w:t>
-      </w:r>
-      <w:r>
-        <w:rPr>
-          <w:rFonts w:ascii="Times New Roman" w:hAnsi="Times New Roman" w:cs="Times New Roman"/>
-          <w:color w:val="222A35"/>
-          <w:sz w:val="24"/>
-        </w:rPr>
-        <w:t xml:space="preserve">ndicate how the research team has access to the sources of information about </w:t>
-      </w:r>
-      <w:r>
-        <w:rPr>
-          <w:rFonts w:ascii="Times New Roman" w:hAnsi="Times New Roman" w:cs="Times New Roman"/>
-          <w:color w:val="222A35"/>
-          <w:sz w:val="24"/>
-        </w:rPr>
-        <w:t>subjects.</w:t>
-      </w:r>
-    </w:p>
-    <w:p>
-      <w:pPr>
-        <w:numPr>
-          <w:ilvl w:val="1"/>
-          <w:numId w:val="33"/>
-        </w:numPr>
-        <w:autoSpaceDE w:val="0"/>
-        <w:autoSpaceDN w:val="0"/>
-        <w:adjustRightInd w:val="0"/>
-        <w:ind w:left="720" w:hanging="360"/>
-        <w:rPr>
-          <w:rFonts w:ascii="Times New Roman" w:hAnsi="Times New Roman" w:cs="Times New Roman"/>
-          <w:color w:val="222A35"/>
-          <w:sz w:val="24"/>
-        </w:rPr>
-      </w:pPr>
-      <w:r>
-        <w:rPr>
-          <w:rFonts w:ascii="Times New Roman" w:hAnsi="Times New Roman" w:cs="Times New Roman"/>
-          <w:color w:val="222A35"/>
-          <w:sz w:val="24"/>
-        </w:rPr>
-        <w:t xml:space="preserve">If subjects </w:t>
-      </w:r>
-      <w:proofErr w:type="gramStart"/>
-      <w:r>
-        <w:rPr>
-          <w:rFonts w:ascii="Times New Roman" w:hAnsi="Times New Roman" w:cs="Times New Roman"/>
-          <w:color w:val="222A35"/>
-          <w:sz w:val="24"/>
-        </w:rPr>
-        <w:t>will be</w:t>
-      </w:r>
-      <w:proofErr w:type="gramEnd"/>
-      <w:r>
-        <w:rPr>
-          <w:rFonts w:ascii="Times New Roman" w:hAnsi="Times New Roman" w:cs="Times New Roman"/>
-          <w:color w:val="222A35"/>
-          <w:sz w:val="24"/>
-        </w:rPr>
-        <w:t xml:space="preserve"> re-contacted for any reason, describe this process</w:t>
-      </w:r>
-      <w:r>
-        <w:rPr>
-          <w:rFonts w:ascii="Times New Roman" w:hAnsi="Times New Roman" w:cs="Times New Roman"/>
-          <w:color w:val="222A35"/>
-          <w:sz w:val="24"/>
-        </w:rPr>
-        <w:t xml:space="preserve"> and explain </w:t>
-      </w:r>
-      <w:r>
-        <w:rPr>
-          <w:rFonts w:ascii="Times New Roman" w:hAnsi="Times New Roman" w:cs="Times New Roman"/>
-          <w:color w:val="222A35"/>
-          <w:sz w:val="24"/>
-        </w:rPr>
-        <w:t xml:space="preserve">why </w:t>
-      </w:r>
-      <w:r>
-        <w:rPr>
-          <w:rFonts w:ascii="Times New Roman" w:hAnsi="Times New Roman" w:cs="Times New Roman"/>
-          <w:color w:val="222A35"/>
-          <w:sz w:val="24"/>
-        </w:rPr>
-        <w:t>subjects</w:t>
-      </w:r>
-      <w:r>
-        <w:rPr>
-          <w:rFonts w:ascii="Times New Roman" w:hAnsi="Times New Roman" w:cs="Times New Roman"/>
-          <w:color w:val="222A35"/>
-          <w:sz w:val="24"/>
+        <w:pStyle w:val="Default"/>
+        <w:jc w:val="both"/>
+        <w:rPr>
+          <w:color w:val="auto"/>
+        </w:rPr>
+      </w:pPr>
+    </w:p>
+    <w:p>
+      <w:pPr>
+        <w:pStyle w:val="Default"/>
+        <w:jc w:val="both"/>
+        <w:rPr>
+          <w:color w:val="auto"/>
+        </w:rPr>
+      </w:pPr>
+      <w:r>
+        <w:rPr>
+          <w:color w:val="auto"/>
+        </w:rPr>
+        <w:t>Protecting Subjects' Privacy</w:t>
+      </w:r>
+    </w:p>
+    <w:p>
+      <w:pPr>
+        <w:pStyle w:val="Default"/>
+        <w:jc w:val="both"/>
+        <w:rPr>
+          <w:color w:val="auto"/>
+        </w:rPr>
+      </w:pPr>
+    </w:p>
+    <w:p>
+      <w:pPr>
+        <w:pStyle w:val="Default"/>
+        <w:jc w:val="both"/>
+        <w:rPr>
+          <w:color w:val="auto"/>
+        </w:rPr>
+      </w:pPr>
+      <w:r>
+        <w:rPr>
+          <w:color w:val="auto"/>
+        </w:rPr>
+        <w:t>Subjects are recruited through [</w:t>
+      </w:r>
+      <w:r>
+        <w:rPr>
+          <w:color w:val="auto"/>
+        </w:rPr>
+        <w:t xml:space="preserve">TODO: </w:t>
+      </w:r>
+      <w:r>
+        <w:rPr>
+          <w:color w:val="auto"/>
+        </w:rPr>
+        <w:t>survey company name]'s pre-existing online panel. The survey company manages all</w:t>
+      </w:r>
+      <w:r>
+        <w:rPr>
+          <w:color w:val="auto"/>
         </w:rPr>
         <w:t xml:space="preserve"> </w:t>
       </w:r>
       <w:r>
         <w:rPr>
-          <w:rFonts w:ascii="Times New Roman" w:hAnsi="Times New Roman" w:cs="Times New Roman"/>
-          <w:color w:val="222A35"/>
-          <w:sz w:val="24"/>
-        </w:rPr>
-        <w:t>might</w:t>
-      </w:r>
-      <w:r>
-        <w:rPr>
-          <w:rFonts w:ascii="Times New Roman" w:hAnsi="Times New Roman" w:cs="Times New Roman"/>
-          <w:color w:val="222A35"/>
-          <w:sz w:val="24"/>
-        </w:rPr>
-        <w:t xml:space="preserve"> need to be re-contacted. If </w:t>
-      </w:r>
-      <w:r>
-        <w:rPr>
-          <w:rFonts w:ascii="Times New Roman" w:hAnsi="Times New Roman" w:cs="Times New Roman"/>
-          <w:color w:val="222A35"/>
-          <w:sz w:val="24"/>
-        </w:rPr>
-        <w:t xml:space="preserve">subject </w:t>
-      </w:r>
-      <w:proofErr w:type="gramStart"/>
-      <w:r>
-        <w:rPr>
-          <w:rFonts w:ascii="Times New Roman" w:hAnsi="Times New Roman" w:cs="Times New Roman"/>
-          <w:color w:val="222A35"/>
-          <w:sz w:val="24"/>
-        </w:rPr>
-        <w:t>will be</w:t>
-      </w:r>
-      <w:proofErr w:type="gramEnd"/>
-      <w:r>
-        <w:rPr>
-          <w:rFonts w:ascii="Times New Roman" w:hAnsi="Times New Roman" w:cs="Times New Roman"/>
-          <w:color w:val="222A35"/>
-          <w:sz w:val="24"/>
-        </w:rPr>
-        <w:t xml:space="preserve"> re-contacted, this</w:t>
-      </w:r>
-      <w:r>
-        <w:rPr>
-          <w:rFonts w:ascii="Times New Roman" w:hAnsi="Times New Roman" w:cs="Times New Roman"/>
-          <w:color w:val="222A35"/>
-          <w:sz w:val="24"/>
-        </w:rPr>
-        <w:t xml:space="preserve"> must </w:t>
-      </w:r>
-      <w:r>
-        <w:rPr>
-          <w:rFonts w:ascii="Times New Roman" w:hAnsi="Times New Roman" w:cs="Times New Roman"/>
-          <w:color w:val="222A35"/>
-          <w:sz w:val="24"/>
-        </w:rPr>
-        <w:t xml:space="preserve">be </w:t>
-      </w:r>
-      <w:r>
-        <w:rPr>
-          <w:rFonts w:ascii="Times New Roman" w:hAnsi="Times New Roman" w:cs="Times New Roman"/>
-          <w:color w:val="222A35"/>
-          <w:sz w:val="24"/>
-        </w:rPr>
-        <w:t>disclose</w:t>
-      </w:r>
-      <w:r>
-        <w:rPr>
-          <w:rFonts w:ascii="Times New Roman" w:hAnsi="Times New Roman" w:cs="Times New Roman"/>
-          <w:color w:val="222A35"/>
-          <w:sz w:val="24"/>
-        </w:rPr>
-        <w:t>d</w:t>
-      </w:r>
-      <w:r>
-        <w:rPr>
-          <w:rFonts w:ascii="Times New Roman" w:hAnsi="Times New Roman" w:cs="Times New Roman"/>
-          <w:color w:val="222A35"/>
-          <w:sz w:val="24"/>
-        </w:rPr>
-        <w:t xml:space="preserve"> in the </w:t>
-      </w:r>
-      <w:proofErr w:type="gramStart"/>
-      <w:r>
-        <w:rPr>
-          <w:rFonts w:ascii="Times New Roman" w:hAnsi="Times New Roman" w:cs="Times New Roman"/>
-          <w:color w:val="222A35"/>
-          <w:sz w:val="24"/>
-        </w:rPr>
-        <w:t>consent form</w:t>
-      </w:r>
-      <w:proofErr w:type="gramEnd"/>
-      <w:r>
-        <w:rPr>
-          <w:rFonts w:ascii="Times New Roman" w:hAnsi="Times New Roman" w:cs="Times New Roman"/>
-          <w:color w:val="222A35"/>
-          <w:sz w:val="24"/>
+          <w:color w:val="auto"/>
+        </w:rPr>
+        <w:t>personally identifying information (name, email, contact details) required to recruit and re-contact respondents. The</w:t>
+      </w:r>
+      <w:r>
+        <w:rPr>
+          <w:color w:val="auto"/>
+        </w:rPr>
+        <w:t xml:space="preserve"> researcher</w:t>
+      </w:r>
+      <w:r>
+        <w:rPr>
+          <w:color w:val="auto"/>
+        </w:rPr>
+        <w:t xml:space="preserve"> never receives or stores any directly identifying information. Respondents interact with the survey</w:t>
+      </w:r>
+      <w:r>
+        <w:rPr>
+          <w:color w:val="auto"/>
+        </w:rPr>
+        <w:t xml:space="preserve"> </w:t>
+      </w:r>
+      <w:r>
+        <w:rPr>
+          <w:color w:val="auto"/>
+        </w:rPr>
+        <w:t xml:space="preserve">through the company's panel interface; only de-identified survey responses are transmitted to the </w:t>
+      </w:r>
+      <w:r>
+        <w:rPr>
+          <w:color w:val="auto"/>
+        </w:rPr>
+        <w:t>researcher</w:t>
+      </w:r>
+      <w:r>
+        <w:rPr>
+          <w:color w:val="auto"/>
         </w:rPr>
         <w:t>.</w:t>
       </w:r>
-      <w:r>
-        <w:rPr>
-          <w:rFonts w:ascii="Times New Roman" w:hAnsi="Times New Roman" w:cs="Times New Roman"/>
-          <w:iCs/>
-          <w:color w:val="222A35"/>
-          <w:sz w:val="24"/>
+    </w:p>
+    <w:p>
+      <w:pPr>
+        <w:pStyle w:val="Default"/>
+        <w:jc w:val="both"/>
+        <w:rPr>
+          <w:color w:val="auto"/>
+        </w:rPr>
+      </w:pPr>
+    </w:p>
+    <w:p>
+      <w:pPr>
+        <w:pStyle w:val="Default"/>
+        <w:jc w:val="both"/>
+        <w:rPr>
+          <w:color w:val="auto"/>
+        </w:rPr>
+      </w:pPr>
+      <w:r>
+        <w:rPr>
+          <w:color w:val="auto"/>
+        </w:rPr>
+        <w:t>Within the survey itself, no names, email addresses, or precise addresses are collected. Respondents are asked to</w:t>
+      </w:r>
+      <w:r>
+        <w:rPr>
+          <w:color w:val="auto"/>
         </w:rPr>
         <w:t xml:space="preserve"> </w:t>
       </w:r>
-    </w:p>
-    <w:p>
-      <w:pPr>
-        <w:numPr>
-          <w:ilvl w:val="1"/>
-          <w:numId w:val="33"/>
-        </w:numPr>
-        <w:autoSpaceDE w:val="0"/>
-        <w:autoSpaceDN w:val="0"/>
-        <w:adjustRightInd w:val="0"/>
-        <w:ind w:left="720" w:hanging="360"/>
-        <w:rPr>
-          <w:rFonts w:ascii="Times New Roman" w:hAnsi="Times New Roman" w:cs="Times New Roman"/>
-          <w:color w:val="222A35"/>
-          <w:sz w:val="24"/>
-        </w:rPr>
-      </w:pPr>
-      <w:r>
-        <w:rPr>
-          <w:rFonts w:ascii="Times New Roman" w:hAnsi="Times New Roman" w:cs="Times New Roman"/>
-          <w:color w:val="222A35"/>
-          <w:sz w:val="24"/>
-        </w:rPr>
-        <w:t>Describe the steps that will be taken to maintain the confidentiality of the data and information collected during the study</w:t>
-      </w:r>
-      <w:r>
-        <w:rPr>
-          <w:rFonts w:ascii="Times New Roman" w:hAnsi="Times New Roman" w:cs="Times New Roman"/>
-          <w:color w:val="222A35"/>
-          <w:sz w:val="24"/>
-        </w:rPr>
-        <w:t>:</w:t>
-      </w:r>
-    </w:p>
-    <w:p>
-      <w:pPr>
-        <w:numPr>
-          <w:ilvl w:val="2"/>
-          <w:numId w:val="33"/>
-        </w:numPr>
-        <w:autoSpaceDE w:val="0"/>
-        <w:autoSpaceDN w:val="0"/>
-        <w:adjustRightInd w:val="0"/>
-        <w:ind w:left="1440" w:hanging="360"/>
-        <w:rPr>
-          <w:rFonts w:ascii="Times New Roman" w:hAnsi="Times New Roman" w:cs="Times New Roman"/>
-          <w:color w:val="222A35"/>
-          <w:sz w:val="24"/>
-        </w:rPr>
-      </w:pPr>
-      <w:r>
-        <w:rPr>
-          <w:rFonts w:ascii="Times New Roman" w:hAnsi="Times New Roman" w:cs="Times New Roman"/>
-          <w:iCs/>
-          <w:color w:val="222A35"/>
-          <w:sz w:val="24"/>
-        </w:rPr>
-        <w:t xml:space="preserve">Where and how will data (or </w:t>
-      </w:r>
-      <w:r>
-        <w:rPr>
-          <w:rFonts w:ascii="Times New Roman" w:hAnsi="Times New Roman" w:cs="Times New Roman"/>
-          <w:iCs/>
-          <w:color w:val="222A35"/>
-          <w:sz w:val="24"/>
-        </w:rPr>
-        <w:t>samples</w:t>
-      </w:r>
-      <w:r>
-        <w:rPr>
-          <w:rFonts w:ascii="Times New Roman" w:hAnsi="Times New Roman" w:cs="Times New Roman"/>
-          <w:iCs/>
-          <w:color w:val="222A35"/>
-          <w:sz w:val="24"/>
-        </w:rPr>
-        <w:t>) be stored</w:t>
-      </w:r>
-      <w:r>
-        <w:rPr>
-          <w:rFonts w:ascii="Times New Roman" w:hAnsi="Times New Roman" w:cs="Times New Roman"/>
-          <w:iCs/>
-          <w:color w:val="222A35"/>
-          <w:sz w:val="24"/>
-        </w:rPr>
-        <w:t xml:space="preserve"> and</w:t>
-      </w:r>
-      <w:r>
-        <w:rPr>
-          <w:rFonts w:ascii="Times New Roman" w:hAnsi="Times New Roman" w:cs="Times New Roman"/>
-          <w:iCs/>
-          <w:color w:val="222A35"/>
-          <w:sz w:val="24"/>
-        </w:rPr>
-        <w:t>,</w:t>
-      </w:r>
-      <w:r>
-        <w:rPr>
-          <w:rFonts w:ascii="Times New Roman" w:hAnsi="Times New Roman" w:cs="Times New Roman"/>
-          <w:iCs/>
-          <w:color w:val="222A35"/>
-          <w:sz w:val="24"/>
-        </w:rPr>
-        <w:t xml:space="preserve"> if applicable, how will </w:t>
-      </w:r>
-      <w:r>
-        <w:rPr>
-          <w:rFonts w:ascii="Times New Roman" w:hAnsi="Times New Roman" w:cs="Times New Roman"/>
-          <w:iCs/>
-          <w:color w:val="222A35"/>
-          <w:sz w:val="24"/>
-        </w:rPr>
-        <w:t>they</w:t>
-      </w:r>
-      <w:r>
-        <w:rPr>
-          <w:rFonts w:ascii="Times New Roman" w:hAnsi="Times New Roman" w:cs="Times New Roman"/>
-          <w:iCs/>
-          <w:color w:val="222A35"/>
-          <w:sz w:val="24"/>
-        </w:rPr>
-        <w:t xml:space="preserve"> be transferred </w:t>
-      </w:r>
-      <w:r>
-        <w:rPr>
-          <w:rFonts w:ascii="Times New Roman" w:hAnsi="Times New Roman" w:cs="Times New Roman"/>
-          <w:iCs/>
-          <w:color w:val="222A35"/>
-          <w:sz w:val="24"/>
-        </w:rPr>
-        <w:t>outside of</w:t>
-      </w:r>
-      <w:r>
-        <w:rPr>
-          <w:rFonts w:ascii="Times New Roman" w:hAnsi="Times New Roman" w:cs="Times New Roman"/>
-          <w:iCs/>
-          <w:color w:val="222A35"/>
-          <w:sz w:val="24"/>
-        </w:rPr>
-        <w:t xml:space="preserve"> the University</w:t>
-      </w:r>
-      <w:r>
-        <w:rPr>
-          <w:rFonts w:ascii="Times New Roman" w:hAnsi="Times New Roman" w:cs="Times New Roman"/>
-          <w:iCs/>
-          <w:color w:val="222A35"/>
-          <w:sz w:val="24"/>
-        </w:rPr>
-        <w:t>?</w:t>
-      </w:r>
-      <w:r>
-        <w:rPr>
-          <w:rFonts w:ascii="Times New Roman" w:hAnsi="Times New Roman" w:cs="Times New Roman"/>
-          <w:color w:val="222A35"/>
-          <w:sz w:val="24"/>
-        </w:rPr>
-        <w:t xml:space="preserve">  </w:t>
-      </w:r>
-      <w:r>
-        <w:rPr>
-          <w:rFonts w:ascii="Times New Roman" w:hAnsi="Times New Roman" w:cs="Times New Roman"/>
-          <w:color w:val="222A35"/>
-          <w:sz w:val="24"/>
-        </w:rPr>
-        <w:t xml:space="preserve">If they </w:t>
-      </w:r>
-      <w:proofErr w:type="gramStart"/>
-      <w:r>
-        <w:rPr>
-          <w:rFonts w:ascii="Times New Roman" w:hAnsi="Times New Roman" w:cs="Times New Roman"/>
-          <w:color w:val="222A35"/>
-          <w:sz w:val="24"/>
-        </w:rPr>
-        <w:t>will be</w:t>
-      </w:r>
-      <w:proofErr w:type="gramEnd"/>
-      <w:r>
-        <w:rPr>
-          <w:rFonts w:ascii="Times New Roman" w:hAnsi="Times New Roman" w:cs="Times New Roman"/>
-          <w:color w:val="222A35"/>
-          <w:sz w:val="24"/>
-        </w:rPr>
-        <w:t xml:space="preserve"> transferred, how will they be identified? </w:t>
-      </w:r>
-      <w:r>
-        <w:rPr>
-          <w:rFonts w:ascii="Times New Roman" w:hAnsi="Times New Roman" w:cs="Times New Roman"/>
-          <w:iCs/>
-          <w:color w:val="222A35"/>
-          <w:sz w:val="24"/>
-        </w:rPr>
-        <w:t xml:space="preserve">Note: electronic storage of data in both domestic and international research must be secured using adequate protections </w:t>
-      </w:r>
-      <w:r>
-        <w:rPr>
-          <w:rFonts w:ascii="Times New Roman" w:hAnsi="Times New Roman" w:cs="Times New Roman"/>
-          <w:iCs/>
-          <w:color w:val="222A35"/>
-          <w:sz w:val="24"/>
-        </w:rPr>
-        <w:t>(</w:t>
-      </w:r>
-      <w:hyperlink r:id="rId8" w:history="1">
-        <w:r>
-          <w:rPr>
-            <w:rStyle w:val="Hyperlink"/>
-            <w:rFonts w:ascii="Times New Roman" w:hAnsi="Times New Roman" w:cs="Times New Roman"/>
-            <w:iCs/>
-            <w:sz w:val="24"/>
-          </w:rPr>
-          <w:t>University IT Policies</w:t>
-        </w:r>
-      </w:hyperlink>
-      <w:r>
-        <w:rPr>
-          <w:rFonts w:ascii="Times New Roman" w:hAnsi="Times New Roman" w:cs="Times New Roman"/>
-          <w:iCs/>
-          <w:color w:val="222A35"/>
-          <w:sz w:val="24"/>
-        </w:rPr>
-        <w:t>)</w:t>
-      </w:r>
-      <w:r>
-        <w:rPr>
-          <w:rFonts w:ascii="Times New Roman" w:hAnsi="Times New Roman" w:cs="Times New Roman"/>
-          <w:iCs/>
-          <w:color w:val="222A35"/>
-          <w:sz w:val="24"/>
+      <w:r>
+        <w:rPr>
+          <w:color w:val="auto"/>
+        </w:rPr>
+        <w:t>identify their home municipality (</w:t>
+      </w:r>
+      <w:r>
+        <w:rPr>
+          <w:color w:val="auto"/>
+        </w:rPr>
+        <w:t>a geographic</w:t>
+      </w:r>
+      <w:r>
+        <w:rPr>
+          <w:color w:val="auto"/>
+        </w:rPr>
+        <w:t xml:space="preserve"> </w:t>
+      </w:r>
+      <w:r>
+        <w:rPr>
+          <w:color w:val="auto"/>
+        </w:rPr>
+        <w:t>unit typically encompassing tens of thousands to millions of residents</w:t>
+      </w:r>
+      <w:r>
+        <w:rPr>
+          <w:color w:val="auto"/>
+        </w:rPr>
+        <w:t>), which is used to retrieve</w:t>
+      </w:r>
+      <w:r>
+        <w:rPr>
+          <w:color w:val="auto"/>
+        </w:rPr>
+        <w:t xml:space="preserve"> </w:t>
+      </w:r>
+      <w:r>
+        <w:rPr>
+          <w:color w:val="auto"/>
+        </w:rPr>
+        <w:t>publicly available crime statistics. This municipality-level location is the most granular geographic identifier</w:t>
+      </w:r>
+      <w:r>
+        <w:rPr>
+          <w:color w:val="auto"/>
+        </w:rPr>
+        <w:t xml:space="preserve"> </w:t>
+      </w:r>
+      <w:r>
+        <w:rPr>
+          <w:color w:val="auto"/>
+        </w:rPr>
+        <w:t>stored.</w:t>
+      </w:r>
+    </w:p>
+    <w:p>
+      <w:pPr>
+        <w:pStyle w:val="Default"/>
+        <w:jc w:val="both"/>
+        <w:rPr>
+          <w:color w:val="auto"/>
+        </w:rPr>
+      </w:pPr>
+    </w:p>
+    <w:p>
+      <w:pPr>
+        <w:pStyle w:val="Default"/>
+        <w:jc w:val="both"/>
+        <w:rPr>
+          <w:color w:val="auto"/>
+        </w:rPr>
+      </w:pPr>
+      <w:r>
+        <w:rPr>
+          <w:color w:val="auto"/>
+        </w:rPr>
+        <w:t>Confidentiality of Data Collected</w:t>
+      </w:r>
+    </w:p>
+    <w:p>
+      <w:pPr>
+        <w:pStyle w:val="Default"/>
+        <w:jc w:val="both"/>
+        <w:rPr>
+          <w:color w:val="auto"/>
+        </w:rPr>
+      </w:pPr>
+    </w:p>
+    <w:p>
+      <w:pPr>
+        <w:pStyle w:val="Default"/>
+        <w:jc w:val="both"/>
+        <w:rPr>
+          <w:color w:val="auto"/>
+        </w:rPr>
+      </w:pPr>
+      <w:r>
+        <w:rPr>
+          <w:color w:val="auto"/>
+        </w:rPr>
+        <w:t>Where and how data will be stored and transferred:</w:t>
+      </w:r>
+    </w:p>
+    <w:p>
+      <w:pPr>
+        <w:pStyle w:val="Default"/>
+        <w:jc w:val="both"/>
+        <w:rPr>
+          <w:color w:val="auto"/>
+        </w:rPr>
+      </w:pPr>
+    </w:p>
+    <w:p>
+      <w:pPr>
+        <w:pStyle w:val="Default"/>
+        <w:jc w:val="both"/>
+        <w:rPr>
+          <w:color w:val="auto"/>
+        </w:rPr>
+      </w:pPr>
+      <w:r>
+        <w:rPr>
+          <w:color w:val="auto"/>
+        </w:rPr>
+        <w:t xml:space="preserve">Survey responses are stored in a private Amazon Web Services (AWS) S3 bucket controlled by the </w:t>
+      </w:r>
+      <w:r>
+        <w:rPr>
+          <w:color w:val="auto"/>
+        </w:rPr>
+        <w:t>researcher</w:t>
+      </w:r>
+      <w:r>
+        <w:rPr>
+          <w:color w:val="auto"/>
+        </w:rPr>
+        <w:t>. Each</w:t>
+      </w:r>
+      <w:r>
+        <w:rPr>
+          <w:color w:val="auto"/>
+        </w:rPr>
+        <w:t xml:space="preserve"> </w:t>
+      </w:r>
+      <w:r>
+        <w:rPr>
+          <w:color w:val="auto"/>
+        </w:rPr>
+        <w:t>completed survey is saved as a separate CSV file, named with a non-identifying respondent ID (a timestamp plus an</w:t>
+      </w:r>
+      <w:r>
+        <w:rPr>
+          <w:color w:val="auto"/>
+        </w:rPr>
+        <w:t xml:space="preserve"> </w:t>
+      </w:r>
+      <w:r>
+        <w:rPr>
+          <w:color w:val="auto"/>
+        </w:rPr>
+        <w:t>8-character random alphanumeric string). No personal identifiers from the survey company's panel are included in the</w:t>
+      </w:r>
+      <w:r>
+        <w:rPr>
+          <w:color w:val="auto"/>
+        </w:rPr>
+        <w:t xml:space="preserve"> </w:t>
+      </w:r>
+      <w:r>
+        <w:rPr>
+          <w:color w:val="auto"/>
+        </w:rPr>
+        <w:t>stored files. The survey application is hosted on shinyapps.</w:t>
+      </w:r>
+      <w:r>
+        <w:rPr>
+          <w:color w:val="auto"/>
+        </w:rPr>
+        <w:t>io</w:t>
+      </w:r>
+      <w:r>
+        <w:rPr>
+          <w:color w:val="auto"/>
+        </w:rPr>
+        <w:t xml:space="preserve"> and communicates with</w:t>
+      </w:r>
+      <w:r>
+        <w:rPr>
+          <w:color w:val="auto"/>
+        </w:rPr>
+        <w:t xml:space="preserve"> </w:t>
+      </w:r>
+      <w:r>
+        <w:rPr>
+          <w:color w:val="auto"/>
+        </w:rPr>
+        <w:t>respondents via HTTPS (TLS encryption in transit). Data are uploaded to S3 via the AWS API over HTTPS. The S3 bucket</w:t>
+      </w:r>
+      <w:r>
+        <w:rPr>
+          <w:color w:val="auto"/>
+        </w:rPr>
+        <w:t xml:space="preserve"> </w:t>
+      </w:r>
+      <w:r>
+        <w:rPr>
+          <w:color w:val="auto"/>
+        </w:rPr>
+        <w:t>is configured as private (not publicly accessible</w:t>
+      </w:r>
+      <w:r>
+        <w:rPr>
+          <w:color w:val="auto"/>
+        </w:rPr>
+        <w:t>),</w:t>
+      </w:r>
+      <w:r>
+        <w:rPr>
+          <w:color w:val="auto"/>
+        </w:rPr>
+        <w:t xml:space="preserve"> and access is controlled via AWS IAM credentials. Data will not be</w:t>
+      </w:r>
+      <w:r>
+        <w:rPr>
+          <w:color w:val="auto"/>
+        </w:rPr>
+        <w:t xml:space="preserve"> </w:t>
+      </w:r>
+      <w:r>
+        <w:rPr>
+          <w:color w:val="auto"/>
+        </w:rPr>
+        <w:t xml:space="preserve">transferred outside the University except within the AWS </w:t>
+      </w:r>
+      <w:r>
+        <w:rPr>
+          <w:color w:val="auto"/>
+        </w:rPr>
+        <w:lastRenderedPageBreak/>
+        <w:t>environment used by the</w:t>
+      </w:r>
+      <w:r>
+        <w:rPr>
+          <w:color w:val="auto"/>
+        </w:rPr>
+        <w:t xml:space="preserve"> researcher</w:t>
+      </w:r>
+      <w:r>
+        <w:rPr>
+          <w:color w:val="auto"/>
         </w:rPr>
         <w:t>.</w:t>
       </w:r>
     </w:p>
     <w:p>
       <w:pPr>
-        <w:numPr>
-          <w:ilvl w:val="2"/>
-          <w:numId w:val="33"/>
-        </w:numPr>
-        <w:autoSpaceDE w:val="0"/>
-        <w:autoSpaceDN w:val="0"/>
-        <w:adjustRightInd w:val="0"/>
-        <w:ind w:left="1440" w:hanging="360"/>
-        <w:rPr>
-          <w:rFonts w:ascii="Times New Roman" w:hAnsi="Times New Roman" w:cs="Times New Roman"/>
-          <w:color w:val="222A35"/>
-          <w:sz w:val="24"/>
-        </w:rPr>
-      </w:pPr>
-      <w:r>
-        <w:rPr>
-          <w:rFonts w:ascii="Times New Roman" w:hAnsi="Times New Roman"/>
-          <w:iCs/>
-          <w:color w:val="222A35"/>
-          <w:sz w:val="24"/>
-        </w:rPr>
-        <w:t xml:space="preserve">How long will the data </w:t>
-      </w:r>
-      <w:r>
-        <w:rPr>
-          <w:rFonts w:ascii="Times New Roman" w:hAnsi="Times New Roman"/>
-          <w:iCs/>
-          <w:color w:val="222A35"/>
-          <w:sz w:val="24"/>
-        </w:rPr>
-        <w:t>(</w:t>
-      </w:r>
-      <w:r>
-        <w:rPr>
-          <w:rFonts w:ascii="Times New Roman" w:hAnsi="Times New Roman"/>
-          <w:iCs/>
-          <w:color w:val="222A35"/>
-          <w:sz w:val="24"/>
-        </w:rPr>
-        <w:t xml:space="preserve">or </w:t>
-      </w:r>
-      <w:r>
-        <w:rPr>
-          <w:rFonts w:ascii="Times New Roman" w:hAnsi="Times New Roman"/>
-          <w:iCs/>
-          <w:color w:val="222A35"/>
-          <w:sz w:val="24"/>
-        </w:rPr>
-        <w:t>samples)</w:t>
-      </w:r>
-      <w:r>
-        <w:rPr>
-          <w:rFonts w:ascii="Times New Roman" w:hAnsi="Times New Roman"/>
-          <w:iCs/>
-          <w:color w:val="222A35"/>
-          <w:sz w:val="24"/>
-        </w:rPr>
-        <w:t xml:space="preserve"> be stored? Note: RSRB policy is </w:t>
-      </w:r>
-      <w:r>
-        <w:rPr>
-          <w:rFonts w:ascii="Times New Roman" w:hAnsi="Times New Roman"/>
-          <w:iCs/>
-          <w:color w:val="222A35"/>
-          <w:sz w:val="24"/>
-          <w:u w:val="single"/>
-        </w:rPr>
-        <w:t>3 years after the completion of the study</w:t>
-      </w:r>
-      <w:r>
-        <w:rPr>
-          <w:rFonts w:ascii="Times New Roman" w:hAnsi="Times New Roman"/>
-          <w:iCs/>
-          <w:color w:val="222A35"/>
-          <w:sz w:val="24"/>
-        </w:rPr>
-        <w:t xml:space="preserve">. </w:t>
-      </w:r>
-      <w:r>
-        <w:rPr>
-          <w:rFonts w:ascii="Times New Roman" w:hAnsi="Times New Roman"/>
-          <w:iCs/>
-          <w:color w:val="222A35"/>
-          <w:sz w:val="24"/>
-        </w:rPr>
-        <w:t>If HIPAA applies, it is 6 years after completion of the study.</w:t>
-      </w:r>
-    </w:p>
-    <w:p>
-      <w:pPr>
-        <w:numPr>
-          <w:ilvl w:val="2"/>
-          <w:numId w:val="33"/>
-        </w:numPr>
-        <w:autoSpaceDE w:val="0"/>
-        <w:autoSpaceDN w:val="0"/>
-        <w:adjustRightInd w:val="0"/>
-        <w:ind w:left="1440" w:hanging="360"/>
-        <w:rPr>
-          <w:rFonts w:ascii="Times New Roman" w:hAnsi="Times New Roman" w:cs="Times New Roman"/>
-          <w:color w:val="222A35"/>
-          <w:sz w:val="24"/>
-        </w:rPr>
-      </w:pPr>
-      <w:r>
-        <w:rPr>
-          <w:rFonts w:ascii="Times New Roman" w:hAnsi="Times New Roman"/>
-          <w:iCs/>
-          <w:color w:val="222A35"/>
-          <w:sz w:val="24"/>
-        </w:rPr>
-        <w:t xml:space="preserve">Who will have access to the stored data </w:t>
-      </w:r>
-      <w:r>
-        <w:rPr>
-          <w:rFonts w:ascii="Times New Roman" w:hAnsi="Times New Roman"/>
-          <w:iCs/>
-          <w:color w:val="222A35"/>
-          <w:sz w:val="24"/>
-        </w:rPr>
-        <w:t>(</w:t>
-      </w:r>
-      <w:r>
-        <w:rPr>
-          <w:rFonts w:ascii="Times New Roman" w:hAnsi="Times New Roman"/>
-          <w:iCs/>
-          <w:color w:val="222A35"/>
-          <w:sz w:val="24"/>
-        </w:rPr>
-        <w:t xml:space="preserve">or </w:t>
-      </w:r>
-      <w:r>
-        <w:rPr>
-          <w:rFonts w:ascii="Times New Roman" w:hAnsi="Times New Roman"/>
-          <w:iCs/>
-          <w:color w:val="222A35"/>
-          <w:sz w:val="24"/>
-        </w:rPr>
-        <w:t>samples)</w:t>
-      </w:r>
-      <w:r>
-        <w:rPr>
-          <w:rFonts w:ascii="Times New Roman" w:hAnsi="Times New Roman"/>
-          <w:iCs/>
-          <w:color w:val="222A35"/>
-          <w:sz w:val="24"/>
-        </w:rPr>
-        <w:t>?</w:t>
-      </w:r>
-    </w:p>
-    <w:p>
-      <w:pPr>
-        <w:numPr>
-          <w:ilvl w:val="2"/>
-          <w:numId w:val="33"/>
-        </w:numPr>
-        <w:autoSpaceDE w:val="0"/>
-        <w:autoSpaceDN w:val="0"/>
-        <w:adjustRightInd w:val="0"/>
-        <w:ind w:left="1440" w:hanging="360"/>
-        <w:rPr>
-          <w:rFonts w:ascii="Times New Roman" w:hAnsi="Times New Roman" w:cs="Times New Roman"/>
-          <w:color w:val="222A35"/>
-          <w:sz w:val="24"/>
-        </w:rPr>
-      </w:pPr>
-      <w:r>
-        <w:rPr>
-          <w:rFonts w:ascii="Times New Roman" w:hAnsi="Times New Roman"/>
-          <w:iCs/>
-          <w:color w:val="222A35"/>
-          <w:sz w:val="24"/>
-        </w:rPr>
-        <w:t xml:space="preserve">Who is responsible for receipt or transmission of the data </w:t>
-      </w:r>
-      <w:r>
-        <w:rPr>
-          <w:rFonts w:ascii="Times New Roman" w:hAnsi="Times New Roman"/>
-          <w:iCs/>
-          <w:color w:val="222A35"/>
-          <w:sz w:val="24"/>
-        </w:rPr>
-        <w:t>(</w:t>
-      </w:r>
-      <w:r>
-        <w:rPr>
-          <w:rFonts w:ascii="Times New Roman" w:hAnsi="Times New Roman"/>
-          <w:iCs/>
-          <w:color w:val="222A35"/>
-          <w:sz w:val="24"/>
-        </w:rPr>
-        <w:t xml:space="preserve">or </w:t>
-      </w:r>
-      <w:r>
-        <w:rPr>
-          <w:rFonts w:ascii="Times New Roman" w:hAnsi="Times New Roman"/>
-          <w:iCs/>
-          <w:color w:val="222A35"/>
-          <w:sz w:val="24"/>
-        </w:rPr>
-        <w:t>samples)</w:t>
-      </w:r>
-      <w:r>
-        <w:rPr>
-          <w:rFonts w:ascii="Times New Roman" w:hAnsi="Times New Roman"/>
-          <w:iCs/>
-          <w:color w:val="222A35"/>
-          <w:sz w:val="24"/>
-        </w:rPr>
-        <w:t>?</w:t>
-      </w:r>
-    </w:p>
-    <w:p>
-      <w:pPr>
-        <w:numPr>
-          <w:ilvl w:val="2"/>
-          <w:numId w:val="33"/>
-        </w:numPr>
-        <w:autoSpaceDE w:val="0"/>
-        <w:autoSpaceDN w:val="0"/>
-        <w:adjustRightInd w:val="0"/>
-        <w:ind w:left="1440" w:hanging="360"/>
-        <w:rPr>
-          <w:rFonts w:ascii="Times New Roman" w:hAnsi="Times New Roman" w:cs="Times New Roman"/>
-          <w:color w:val="222A35"/>
-          <w:sz w:val="24"/>
-        </w:rPr>
-      </w:pPr>
-      <w:r>
-        <w:rPr>
-          <w:rFonts w:ascii="Times New Roman" w:hAnsi="Times New Roman" w:cs="Times New Roman"/>
-          <w:color w:val="222A35"/>
-          <w:sz w:val="24"/>
-        </w:rPr>
-        <w:t xml:space="preserve">What </w:t>
-      </w:r>
-      <w:proofErr w:type="gramStart"/>
-      <w:r>
-        <w:rPr>
-          <w:rFonts w:ascii="Times New Roman" w:hAnsi="Times New Roman" w:cs="Times New Roman"/>
-          <w:color w:val="222A35"/>
-          <w:sz w:val="24"/>
-        </w:rPr>
-        <w:t>steps that</w:t>
-      </w:r>
-      <w:proofErr w:type="gramEnd"/>
-      <w:r>
-        <w:rPr>
-          <w:rFonts w:ascii="Times New Roman" w:hAnsi="Times New Roman" w:cs="Times New Roman"/>
-          <w:color w:val="222A35"/>
-          <w:sz w:val="24"/>
-        </w:rPr>
-        <w:t xml:space="preserve"> will be taken to secure the data during storage, use, and transmission (e.g., training, authorization of access, password protection, encryption, physical controls, certi</w:t>
-      </w:r>
-      <w:r>
-        <w:rPr>
-          <w:rFonts w:ascii="Times New Roman" w:hAnsi="Times New Roman" w:cs="Times New Roman"/>
-          <w:color w:val="222A35"/>
-          <w:sz w:val="24"/>
-        </w:rPr>
-        <w:t xml:space="preserve">ficates of confidentiality, </w:t>
-      </w:r>
-      <w:r>
-        <w:rPr>
-          <w:rFonts w:ascii="Times New Roman" w:hAnsi="Times New Roman" w:cs="Times New Roman"/>
-          <w:color w:val="222A35"/>
-          <w:sz w:val="24"/>
-        </w:rPr>
-        <w:t>separation of identifiers and data)</w:t>
-      </w:r>
-      <w:r>
-        <w:rPr>
-          <w:rFonts w:ascii="Times New Roman" w:hAnsi="Times New Roman" w:cs="Times New Roman"/>
-          <w:color w:val="222A35"/>
-          <w:sz w:val="24"/>
-        </w:rPr>
-        <w:t>?</w:t>
-      </w:r>
-    </w:p>
-    <w:p>
-      <w:pPr>
-        <w:numPr>
-          <w:ilvl w:val="3"/>
-          <w:numId w:val="33"/>
-        </w:numPr>
-        <w:autoSpaceDE w:val="0"/>
-        <w:autoSpaceDN w:val="0"/>
-        <w:adjustRightInd w:val="0"/>
-        <w:ind w:left="2160" w:hanging="360"/>
-        <w:rPr>
-          <w:rFonts w:ascii="Times New Roman" w:hAnsi="Times New Roman" w:cs="Times New Roman"/>
-          <w:color w:val="222A35"/>
-          <w:sz w:val="24"/>
-        </w:rPr>
-      </w:pPr>
-      <w:r>
-        <w:rPr>
-          <w:rFonts w:ascii="Times New Roman" w:hAnsi="Times New Roman" w:cs="Times New Roman"/>
-          <w:color w:val="222A35"/>
-          <w:sz w:val="24"/>
-        </w:rPr>
-        <w:t xml:space="preserve">If internet based research is planned within the protocol, the level of encryption used by the online survey tool must be described as a protection against the risks of loss of confidentiality </w:t>
-      </w:r>
-      <w:hyperlink r:id="rId9" w:history="1">
-        <w:r>
-          <w:rPr>
-            <w:rStyle w:val="Hyperlink"/>
-            <w:rFonts w:ascii="Times New Roman" w:hAnsi="Times New Roman" w:cs="Times New Roman"/>
-            <w:sz w:val="24"/>
-          </w:rPr>
-          <w:t xml:space="preserve">(see Guideline on Computer and Internet Based Research). </w:t>
-        </w:r>
-      </w:hyperlink>
+        <w:pStyle w:val="Default"/>
+        <w:jc w:val="both"/>
+        <w:rPr>
+          <w:color w:val="auto"/>
+        </w:rPr>
+      </w:pPr>
+    </w:p>
+    <w:p>
+      <w:pPr>
+        <w:pStyle w:val="Default"/>
+        <w:jc w:val="both"/>
+        <w:rPr>
+          <w:color w:val="auto"/>
+        </w:rPr>
+      </w:pPr>
+      <w:r>
+        <w:rPr>
+          <w:color w:val="auto"/>
+        </w:rPr>
+        <w:t>How long data will be stored:</w:t>
+      </w:r>
+    </w:p>
+    <w:p>
+      <w:pPr>
+        <w:pStyle w:val="Default"/>
+        <w:jc w:val="both"/>
+        <w:rPr>
+          <w:color w:val="auto"/>
+        </w:rPr>
+      </w:pPr>
+    </w:p>
+    <w:p>
+      <w:pPr>
+        <w:pStyle w:val="Default"/>
+        <w:jc w:val="both"/>
+        <w:rPr>
+          <w:color w:val="auto"/>
+        </w:rPr>
+      </w:pPr>
+      <w:r>
+        <w:rPr>
+          <w:color w:val="auto"/>
+        </w:rPr>
+        <w:t>Data will be retained for a minimum of 3 years following completion of the study, consistent with RSRB policy, and</w:t>
+      </w:r>
+      <w:r>
+        <w:rPr>
+          <w:color w:val="auto"/>
+        </w:rPr>
+        <w:t xml:space="preserve"> </w:t>
+      </w:r>
+      <w:r>
+        <w:rPr>
+          <w:color w:val="auto"/>
+        </w:rPr>
+        <w:t>will then be securely deleted or archived per University</w:t>
+      </w:r>
+      <w:r>
+        <w:rPr>
+          <w:color w:val="auto"/>
+        </w:rPr>
+        <w:t xml:space="preserve"> of Rochester</w:t>
+      </w:r>
+      <w:r>
+        <w:rPr>
+          <w:color w:val="auto"/>
+        </w:rPr>
+        <w:t xml:space="preserve"> guidelines.</w:t>
+      </w:r>
+    </w:p>
+    <w:p>
+      <w:pPr>
+        <w:pStyle w:val="Default"/>
+        <w:jc w:val="both"/>
+        <w:rPr>
+          <w:color w:val="auto"/>
+        </w:rPr>
+      </w:pPr>
+    </w:p>
+    <w:p>
+      <w:pPr>
+        <w:pStyle w:val="Default"/>
+        <w:jc w:val="both"/>
+        <w:rPr>
+          <w:color w:val="auto"/>
+        </w:rPr>
+      </w:pPr>
+      <w:r>
+        <w:rPr>
+          <w:color w:val="auto"/>
+        </w:rPr>
+        <w:t>Who will have access:</w:t>
+      </w:r>
+    </w:p>
+    <w:p>
+      <w:pPr>
+        <w:pStyle w:val="Default"/>
+        <w:jc w:val="both"/>
+        <w:rPr>
+          <w:color w:val="auto"/>
+        </w:rPr>
+      </w:pPr>
+    </w:p>
+    <w:p>
+      <w:pPr>
+        <w:pStyle w:val="Default"/>
+        <w:jc w:val="both"/>
+        <w:rPr>
+          <w:color w:val="auto"/>
+        </w:rPr>
+      </w:pPr>
+      <w:r>
+        <w:rPr>
+          <w:color w:val="auto"/>
+        </w:rPr>
+        <w:t xml:space="preserve">Access to the AWS S3 bucket is restricted to </w:t>
+      </w:r>
+      <w:r>
+        <w:rPr>
+          <w:color w:val="auto"/>
+        </w:rPr>
+        <w:t>Adam Roberts</w:t>
+      </w:r>
+      <w:r>
+        <w:rPr>
+          <w:color w:val="auto"/>
+        </w:rPr>
+        <w:t>. AWS IAM credentials are</w:t>
+      </w:r>
+      <w:r>
+        <w:rPr>
+          <w:color w:val="auto"/>
+        </w:rPr>
+        <w:t xml:space="preserve"> </w:t>
+      </w:r>
+      <w:r>
+        <w:rPr>
+          <w:color w:val="auto"/>
+        </w:rPr>
+        <w:t xml:space="preserve">required to access the bucket and are not shared beyond the </w:t>
+      </w:r>
+      <w:r>
+        <w:rPr>
+          <w:color w:val="auto"/>
+        </w:rPr>
+        <w:t>researcher</w:t>
+      </w:r>
+      <w:r>
+        <w:rPr>
+          <w:color w:val="auto"/>
+        </w:rPr>
+        <w:t>.</w:t>
+      </w:r>
+      <w:r>
+        <w:rPr>
+          <w:color w:val="auto"/>
+        </w:rPr>
+        <w:t xml:space="preserve"> </w:t>
+      </w:r>
+    </w:p>
+    <w:p>
+      <w:pPr>
+        <w:pStyle w:val="Default"/>
+        <w:jc w:val="both"/>
+        <w:rPr>
+          <w:color w:val="auto"/>
+        </w:rPr>
+      </w:pPr>
+    </w:p>
+    <w:p>
+      <w:pPr>
+        <w:pStyle w:val="Default"/>
+        <w:jc w:val="both"/>
+        <w:rPr>
+          <w:color w:val="auto"/>
+        </w:rPr>
+      </w:pPr>
+      <w:r>
+        <w:rPr>
+          <w:color w:val="auto"/>
+        </w:rPr>
+        <w:t>Who is responsible for receipt or transmission:</w:t>
+      </w:r>
+    </w:p>
+    <w:p>
+      <w:pPr>
+        <w:pStyle w:val="Default"/>
+        <w:jc w:val="both"/>
+        <w:rPr>
+          <w:color w:val="auto"/>
+        </w:rPr>
+      </w:pPr>
+    </w:p>
+    <w:p>
+      <w:pPr>
+        <w:pStyle w:val="Default"/>
+        <w:jc w:val="both"/>
+        <w:rPr>
+          <w:color w:val="auto"/>
+        </w:rPr>
+      </w:pPr>
+      <w:r>
+        <w:rPr>
+          <w:color w:val="auto"/>
+        </w:rPr>
+        <w:t xml:space="preserve">Adam Roberts </w:t>
+      </w:r>
+      <w:r>
+        <w:rPr>
+          <w:color w:val="auto"/>
+        </w:rPr>
+        <w:t>is responsible for the configuration and maintenance of the AWS S3 bucket and the survey application. The</w:t>
+      </w:r>
+      <w:r>
+        <w:rPr>
+          <w:color w:val="auto"/>
+        </w:rPr>
+        <w:t xml:space="preserve"> </w:t>
+      </w:r>
+      <w:r>
+        <w:rPr>
+          <w:color w:val="auto"/>
+        </w:rPr>
+        <w:t>survey company is responsible for transmitting the survey link to panel members and for re-contacting respondents for</w:t>
+      </w:r>
+      <w:r>
+        <w:rPr>
+          <w:color w:val="auto"/>
+        </w:rPr>
+        <w:t xml:space="preserve"> </w:t>
+      </w:r>
+      <w:r>
+        <w:rPr>
+          <w:color w:val="auto"/>
+        </w:rPr>
+        <w:t>the second wave.</w:t>
+      </w:r>
+    </w:p>
+    <w:p>
+      <w:pPr>
+        <w:pStyle w:val="Default"/>
+        <w:jc w:val="both"/>
+        <w:rPr>
+          <w:color w:val="auto"/>
+        </w:rPr>
+      </w:pPr>
+    </w:p>
+    <w:p>
+      <w:pPr>
+        <w:pStyle w:val="Default"/>
+        <w:jc w:val="both"/>
+        <w:rPr>
+          <w:color w:val="auto"/>
+        </w:rPr>
+      </w:pPr>
+      <w:r>
+        <w:rPr>
+          <w:color w:val="auto"/>
+        </w:rPr>
+        <w:t>Steps taken to secure data during storage, use, and transmission:</w:t>
+      </w:r>
     </w:p>
     <w:p>
       <w:pPr>
@@ -5442,193 +4828,164 @@
           <w:ilvl w:val="0"/>
           <w:numId w:val="32"/>
         </w:numPr>
-        <w:ind w:left="720"/>
-        <w:jc w:val="both"/>
-        <w:rPr>
-          <w:color w:val="auto"/>
-        </w:rPr>
-      </w:pPr>
-      <w:r>
-        <w:rPr>
-          <w:color w:val="auto"/>
-        </w:rPr>
-        <w:t>Describe any data</w:t>
-      </w:r>
-      <w:r>
-        <w:rPr>
-          <w:color w:val="auto"/>
-        </w:rPr>
-        <w:t>/</w:t>
-      </w:r>
-      <w:r>
-        <w:rPr>
-          <w:color w:val="auto"/>
-        </w:rPr>
-        <w:t>sample</w:t>
-      </w:r>
-      <w:r>
-        <w:rPr>
-          <w:color w:val="auto"/>
-        </w:rPr>
-        <w:t xml:space="preserve"> sharing, if applicable:</w:t>
+        <w:jc w:val="both"/>
+        <w:rPr>
+          <w:color w:val="auto"/>
+        </w:rPr>
+      </w:pPr>
+      <w:r>
+        <w:rPr>
+          <w:color w:val="auto"/>
+        </w:rPr>
+        <w:t>Encryption in transit: All communication between respondents and the survey application uses HTTPS (TLS). Data</w:t>
+      </w:r>
+      <w:r>
+        <w:rPr>
+          <w:color w:val="auto"/>
+        </w:rPr>
+        <w:t xml:space="preserve"> </w:t>
+      </w:r>
+      <w:r>
+        <w:rPr>
+          <w:color w:val="auto"/>
+        </w:rPr>
+        <w:t>uploaded from the application to AWS S3 is also transmitted over HTTPS.</w:t>
       </w:r>
     </w:p>
     <w:p>
       <w:pPr>
         <w:pStyle w:val="Default"/>
         <w:numPr>
-          <w:ilvl w:val="1"/>
+          <w:ilvl w:val="0"/>
           <w:numId w:val="32"/>
         </w:numPr>
-        <w:ind w:left="1080"/>
-        <w:jc w:val="both"/>
-        <w:rPr>
-          <w:color w:val="auto"/>
-        </w:rPr>
-      </w:pPr>
-      <w:r>
-        <w:rPr>
-          <w:color w:val="auto"/>
-        </w:rPr>
-        <w:t>W</w:t>
-      </w:r>
-      <w:r>
-        <w:rPr>
-          <w:color w:val="auto"/>
-        </w:rPr>
-        <w:t xml:space="preserve">hat will be shared and </w:t>
-      </w:r>
-      <w:r>
-        <w:rPr>
-          <w:color w:val="auto"/>
-        </w:rPr>
-        <w:t>is</w:t>
-      </w:r>
-      <w:r>
-        <w:rPr>
-          <w:color w:val="auto"/>
-        </w:rPr>
-        <w:t xml:space="preserve"> the information identifiable (if identifiable, provide justification),</w:t>
+        <w:jc w:val="both"/>
+        <w:rPr>
+          <w:color w:val="auto"/>
+        </w:rPr>
+      </w:pPr>
+      <w:r>
+        <w:rPr>
+          <w:color w:val="auto"/>
+        </w:rPr>
+        <w:t>Encryption at rest: AWS S3 provides server-side encryption for stored objects by default.</w:t>
       </w:r>
     </w:p>
     <w:p>
       <w:pPr>
         <w:pStyle w:val="Default"/>
         <w:numPr>
-          <w:ilvl w:val="1"/>
+          <w:ilvl w:val="0"/>
           <w:numId w:val="32"/>
         </w:numPr>
-        <w:ind w:left="1080"/>
-        <w:jc w:val="both"/>
-        <w:rPr>
-          <w:color w:val="auto"/>
-        </w:rPr>
-      </w:pPr>
-      <w:r>
-        <w:rPr>
-          <w:color w:val="auto"/>
-        </w:rPr>
-        <w:t>W</w:t>
-      </w:r>
-      <w:r>
-        <w:rPr>
-          <w:color w:val="auto"/>
-        </w:rPr>
-        <w:t xml:space="preserve">ho will </w:t>
-      </w:r>
-      <w:r>
-        <w:rPr>
-          <w:color w:val="auto"/>
-        </w:rPr>
-        <w:t>have</w:t>
-      </w:r>
-      <w:r>
-        <w:rPr>
-          <w:color w:val="auto"/>
-        </w:rPr>
-        <w:t xml:space="preserve"> access (e.g., other researchers),</w:t>
+        <w:jc w:val="both"/>
+        <w:rPr>
+          <w:color w:val="auto"/>
+        </w:rPr>
+      </w:pPr>
+      <w:r>
+        <w:rPr>
+          <w:color w:val="auto"/>
+        </w:rPr>
+        <w:t xml:space="preserve">Access control: The S3 bucket is private. Access requires AWS IAM credentials held only by the </w:t>
+      </w:r>
+      <w:r>
+        <w:rPr>
+          <w:color w:val="auto"/>
+        </w:rPr>
+        <w:t>researcher</w:t>
+      </w:r>
+      <w:r>
+        <w:rPr>
+          <w:color w:val="auto"/>
+        </w:rPr>
+        <w:t>.</w:t>
+      </w:r>
+      <w:r>
+        <w:rPr>
+          <w:color w:val="auto"/>
+        </w:rPr>
+        <w:t xml:space="preserve"> </w:t>
+      </w:r>
+      <w:r>
+        <w:rPr>
+          <w:color w:val="auto"/>
+        </w:rPr>
+        <w:t>Credentials are stored as environment variables and are not embedded in the application code or version-controlled</w:t>
+      </w:r>
+      <w:r>
+        <w:rPr>
+          <w:color w:val="auto"/>
+        </w:rPr>
+        <w:t xml:space="preserve"> </w:t>
+      </w:r>
+      <w:r>
+        <w:rPr>
+          <w:color w:val="auto"/>
+        </w:rPr>
+        <w:t>files.</w:t>
       </w:r>
     </w:p>
     <w:p>
       <w:pPr>
         <w:pStyle w:val="Default"/>
         <w:numPr>
-          <w:ilvl w:val="1"/>
+          <w:ilvl w:val="0"/>
           <w:numId w:val="32"/>
         </w:numPr>
-        <w:ind w:left="1080"/>
-        <w:jc w:val="both"/>
-        <w:rPr>
-          <w:color w:val="auto"/>
-        </w:rPr>
-      </w:pPr>
-      <w:r>
-        <w:rPr>
-          <w:color w:val="auto"/>
-        </w:rPr>
-        <w:t xml:space="preserve">What </w:t>
-      </w:r>
-      <w:r>
-        <w:rPr>
-          <w:color w:val="auto"/>
-        </w:rPr>
-        <w:t xml:space="preserve">shared </w:t>
-      </w:r>
-      <w:r>
-        <w:rPr>
-          <w:color w:val="auto"/>
-        </w:rPr>
-        <w:t>data</w:t>
-      </w:r>
-      <w:r>
-        <w:rPr>
-          <w:color w:val="auto"/>
-        </w:rPr>
-        <w:t xml:space="preserve">/samples will </w:t>
-      </w:r>
-      <w:r>
-        <w:rPr>
-          <w:color w:val="auto"/>
-        </w:rPr>
-        <w:t>be used for (e.g. research purposes, teaching, etc.),</w:t>
+        <w:jc w:val="both"/>
+        <w:rPr>
+          <w:color w:val="auto"/>
+        </w:rPr>
+      </w:pPr>
+      <w:r>
+        <w:rPr>
+          <w:color w:val="auto"/>
+        </w:rPr>
+        <w:t>No direct identifiers: The stored data files contain no names, email addresses, or contact information. The</w:t>
+      </w:r>
+      <w:r>
+        <w:rPr>
+          <w:color w:val="auto"/>
+        </w:rPr>
+        <w:t xml:space="preserve"> </w:t>
+      </w:r>
+      <w:r>
+        <w:rPr>
+          <w:color w:val="auto"/>
+        </w:rPr>
+        <w:t>respondent ID is a randomly generated string with no connection to the survey company's panel identifiers.</w:t>
       </w:r>
     </w:p>
     <w:p>
       <w:pPr>
         <w:pStyle w:val="Default"/>
         <w:numPr>
-          <w:ilvl w:val="1"/>
+          <w:ilvl w:val="0"/>
           <w:numId w:val="32"/>
         </w:numPr>
-        <w:ind w:left="1080"/>
-        <w:jc w:val="both"/>
-        <w:rPr>
-          <w:color w:val="auto"/>
-        </w:rPr>
-      </w:pPr>
-      <w:r>
-        <w:rPr>
-          <w:color w:val="auto"/>
-        </w:rPr>
-        <w:t xml:space="preserve">What </w:t>
-      </w:r>
-      <w:r>
-        <w:rPr>
-          <w:color w:val="auto"/>
-        </w:rPr>
-        <w:t xml:space="preserve">additional </w:t>
-      </w:r>
-      <w:r>
-        <w:rPr>
-          <w:color w:val="auto"/>
-        </w:rPr>
-        <w:t>privacy and</w:t>
-      </w:r>
-      <w:r>
-        <w:rPr>
-          <w:color w:val="auto"/>
-        </w:rPr>
-        <w:t xml:space="preserve"> confidentiality protections</w:t>
+        <w:jc w:val="both"/>
+        <w:rPr>
+          <w:color w:val="auto"/>
+        </w:rPr>
+      </w:pPr>
+      <w:r>
+        <w:rPr>
+          <w:color w:val="auto"/>
+        </w:rPr>
+        <w:t>Separation of identifiers: The linkage between the survey company's panel IDs and the research</w:t>
+      </w:r>
+      <w:r>
+        <w:rPr>
+          <w:color w:val="auto"/>
+        </w:rPr>
+        <w:t>er</w:t>
+      </w:r>
+      <w:r>
+        <w:rPr>
+          <w:color w:val="auto"/>
+        </w:rPr>
+        <w:t>'s respondent IDs</w:t>
       </w:r>
       <w:r>
         <w:rPr>
@@ -5636,25 +4993,241 @@
         </w:rPr>
         <w:t xml:space="preserve"> </w:t>
       </w:r>
-      <w:proofErr w:type="gramStart"/>
-      <w:r>
-        <w:rPr>
-          <w:color w:val="auto"/>
-        </w:rPr>
-        <w:t>in</w:t>
-      </w:r>
-      <w:proofErr w:type="gramEnd"/>
-      <w:r>
-        <w:rPr>
-          <w:color w:val="auto"/>
-        </w:rPr>
-        <w:t xml:space="preserve"> place</w:t>
-      </w:r>
-      <w:r>
-        <w:rPr>
-          <w:color w:val="auto"/>
-        </w:rPr>
-        <w:t xml:space="preserve"> for what is shared?</w:t>
+      <w:r>
+        <w:rPr>
+          <w:color w:val="auto"/>
+        </w:rPr>
+        <w:t>exists only within the survey company's system. The research</w:t>
+      </w:r>
+      <w:r>
+        <w:rPr>
+          <w:color w:val="auto"/>
+        </w:rPr>
+        <w:t>er</w:t>
+      </w:r>
+      <w:r>
+        <w:rPr>
+          <w:color w:val="auto"/>
+        </w:rPr>
+        <w:t xml:space="preserve"> cannot re-identify respondents from the stored data</w:t>
+      </w:r>
+      <w:r>
+        <w:rPr>
+          <w:color w:val="auto"/>
+        </w:rPr>
+        <w:t xml:space="preserve"> </w:t>
+      </w:r>
+      <w:r>
+        <w:rPr>
+          <w:color w:val="auto"/>
+        </w:rPr>
+        <w:t>alone.</w:t>
+      </w:r>
+    </w:p>
+    <w:p>
+      <w:pPr>
+        <w:pStyle w:val="Default"/>
+        <w:numPr>
+          <w:ilvl w:val="0"/>
+          <w:numId w:val="32"/>
+        </w:numPr>
+        <w:jc w:val="both"/>
+        <w:rPr>
+          <w:color w:val="auto"/>
+        </w:rPr>
+      </w:pPr>
+      <w:r>
+        <w:rPr>
+          <w:color w:val="auto"/>
+        </w:rPr>
+        <w:t>Internet-based research: The online survey tool uses HTTPS/TLS encryption for all data transmission, protecting</w:t>
+      </w:r>
+      <w:r>
+        <w:rPr>
+          <w:color w:val="auto"/>
+        </w:rPr>
+        <w:t xml:space="preserve"> </w:t>
+      </w:r>
+      <w:r>
+        <w:rPr>
+          <w:color w:val="auto"/>
+        </w:rPr>
+        <w:t>against loss of confidentiality during data collection.</w:t>
+      </w:r>
+    </w:p>
+    <w:p>
+      <w:pPr>
+        <w:pStyle w:val="Default"/>
+        <w:jc w:val="both"/>
+        <w:rPr>
+          <w:color w:val="auto"/>
+        </w:rPr>
+      </w:pPr>
+    </w:p>
+    <w:p>
+      <w:pPr>
+        <w:pStyle w:val="Default"/>
+        <w:jc w:val="both"/>
+        <w:rPr>
+          <w:color w:val="auto"/>
+        </w:rPr>
+      </w:pPr>
+      <w:r>
+        <w:rPr>
+          <w:color w:val="auto"/>
+        </w:rPr>
+        <w:t>Data Sharing</w:t>
+      </w:r>
+    </w:p>
+    <w:p>
+      <w:pPr>
+        <w:pStyle w:val="Default"/>
+        <w:jc w:val="both"/>
+        <w:rPr>
+          <w:color w:val="auto"/>
+        </w:rPr>
+      </w:pPr>
+    </w:p>
+    <w:p>
+      <w:pPr>
+        <w:pStyle w:val="Default"/>
+        <w:jc w:val="both"/>
+        <w:rPr>
+          <w:color w:val="auto"/>
+        </w:rPr>
+      </w:pPr>
+      <w:r>
+        <w:rPr>
+          <w:color w:val="auto"/>
+        </w:rPr>
+        <w:t xml:space="preserve">Following publication, the </w:t>
+      </w:r>
+      <w:r>
+        <w:rPr>
+          <w:color w:val="auto"/>
+        </w:rPr>
+        <w:t>researcher</w:t>
+      </w:r>
+      <w:r>
+        <w:rPr>
+          <w:color w:val="auto"/>
+        </w:rPr>
+        <w:t xml:space="preserve"> plans to publicly archive a de-identified dataset for replication purposes.</w:t>
+      </w:r>
+      <w:r>
+        <w:rPr>
+          <w:color w:val="auto"/>
+        </w:rPr>
+        <w:t xml:space="preserve"> </w:t>
+      </w:r>
+      <w:r>
+        <w:rPr>
+          <w:color w:val="auto"/>
+        </w:rPr>
+        <w:t>The archived dataset will contain only survey responses (e.g., treatment assignment, pre- and post-treatment outcome</w:t>
+      </w:r>
+      <w:r>
+        <w:rPr>
+          <w:color w:val="auto"/>
+        </w:rPr>
+        <w:t xml:space="preserve"> </w:t>
+      </w:r>
+      <w:r>
+        <w:rPr>
+          <w:color w:val="auto"/>
+        </w:rPr>
+        <w:t>measures, demographic variables, and municipality identifiers) and will not include any information that could be used</w:t>
+      </w:r>
+      <w:r>
+        <w:rPr>
+          <w:color w:val="auto"/>
+        </w:rPr>
+        <w:t xml:space="preserve"> </w:t>
+      </w:r>
+      <w:r>
+        <w:rPr>
+          <w:color w:val="auto"/>
+        </w:rPr>
+        <w:t>to re-identify respondents, including panel IDs, contact information, or precise location data. The dataset will be</w:t>
+      </w:r>
+      <w:r>
+        <w:rPr>
+          <w:color w:val="auto"/>
+        </w:rPr>
+        <w:t xml:space="preserve"> </w:t>
+      </w:r>
+      <w:r>
+        <w:rPr>
+          <w:color w:val="auto"/>
+        </w:rPr>
+        <w:t xml:space="preserve">deposited in a public repository </w:t>
+      </w:r>
+      <w:r>
+        <w:rPr>
+          <w:color w:val="auto"/>
+        </w:rPr>
+        <w:t>(</w:t>
+      </w:r>
+      <w:r>
+        <w:rPr>
+          <w:color w:val="auto"/>
+        </w:rPr>
+        <w:t>e.g., Harvard Dataverse or the Open Science Framework</w:t>
+      </w:r>
+      <w:r>
+        <w:rPr>
+          <w:color w:val="auto"/>
+        </w:rPr>
+        <w:t>)</w:t>
+      </w:r>
+      <w:r>
+        <w:rPr>
+          <w:color w:val="auto"/>
+        </w:rPr>
+        <w:t xml:space="preserve"> and made available to other</w:t>
+      </w:r>
+      <w:r>
+        <w:rPr>
+          <w:color w:val="auto"/>
+        </w:rPr>
+        <w:t xml:space="preserve"> </w:t>
+      </w:r>
+      <w:r>
+        <w:rPr>
+          <w:color w:val="auto"/>
+        </w:rPr>
+        <w:t xml:space="preserve">researchers for academic research and teaching purposes. No additional </w:t>
+      </w:r>
+      <w:r>
+        <w:rPr>
+          <w:color w:val="auto"/>
+        </w:rPr>
+        <w:lastRenderedPageBreak/>
+        <w:t>privacy protections beyond de-identification</w:t>
+      </w:r>
+      <w:r>
+        <w:rPr>
+          <w:color w:val="auto"/>
+        </w:rPr>
+        <w:t xml:space="preserve"> </w:t>
+      </w:r>
+      <w:r>
+        <w:rPr>
+          <w:color w:val="auto"/>
+        </w:rPr>
+        <w:t>are required, as the shared data will contain no direct or indirect identifiers linking responses to individual</w:t>
+      </w:r>
+      <w:r>
+        <w:rPr>
+          <w:color w:val="auto"/>
+        </w:rPr>
+        <w:t xml:space="preserve"> </w:t>
+      </w:r>
+      <w:r>
+        <w:rPr>
+          <w:color w:val="auto"/>
+        </w:rPr>
+        <w:t>respondents.</w:t>
       </w:r>
     </w:p>
     <w:p>
@@ -5707,281 +5280,6 @@
           <w:color w:val="171717"/>
         </w:rPr>
         <w:t xml:space="preserve"> STORAGE FOR FUTURE USE</w:t>
-      </w:r>
-    </w:p>
-    <w:p>
-      <w:pPr>
-        <w:pStyle w:val="NoSpacing"/>
-        <w:ind w:left="360"/>
-        <w:rPr>
-          <w:rFonts w:ascii="Times New Roman" w:hAnsi="Times New Roman"/>
-        </w:rPr>
-      </w:pPr>
-      <w:r>
-        <w:rPr>
-          <w:rFonts w:ascii="Times New Roman" w:hAnsi="Times New Roman"/>
-        </w:rPr>
-        <w:t xml:space="preserve">If data </w:t>
-      </w:r>
-      <w:r>
-        <w:rPr>
-          <w:rFonts w:ascii="Times New Roman" w:hAnsi="Times New Roman"/>
-        </w:rPr>
-        <w:t>(</w:t>
-      </w:r>
-      <w:r>
-        <w:rPr>
-          <w:rFonts w:ascii="Times New Roman" w:hAnsi="Times New Roman"/>
-        </w:rPr>
-        <w:t xml:space="preserve">or </w:t>
-      </w:r>
-      <w:r>
-        <w:rPr>
-          <w:rFonts w:ascii="Times New Roman" w:hAnsi="Times New Roman"/>
-        </w:rPr>
-        <w:t>samples)</w:t>
-      </w:r>
-      <w:r>
-        <w:rPr>
-          <w:rFonts w:ascii="Times New Roman" w:hAnsi="Times New Roman"/>
-        </w:rPr>
-        <w:t xml:space="preserve"> will be stored for future use, describe the following:</w:t>
-      </w:r>
-    </w:p>
-    <w:p>
-      <w:pPr>
-        <w:pStyle w:val="NoSpacing"/>
-        <w:numPr>
-          <w:ilvl w:val="0"/>
-          <w:numId w:val="11"/>
-        </w:numPr>
-        <w:ind w:left="1080"/>
-        <w:rPr>
-          <w:rFonts w:ascii="Times New Roman" w:hAnsi="Times New Roman"/>
-        </w:rPr>
-      </w:pPr>
-      <w:r>
-        <w:rPr>
-          <w:rFonts w:ascii="Times New Roman" w:hAnsi="Times New Roman"/>
-        </w:rPr>
-        <w:t>W</w:t>
-      </w:r>
-      <w:r>
-        <w:rPr>
-          <w:rFonts w:ascii="Times New Roman" w:hAnsi="Times New Roman"/>
-        </w:rPr>
-        <w:t xml:space="preserve">hy </w:t>
-      </w:r>
-      <w:proofErr w:type="gramStart"/>
-      <w:r>
-        <w:rPr>
-          <w:rFonts w:ascii="Times New Roman" w:hAnsi="Times New Roman"/>
-        </w:rPr>
-        <w:t>the data (or samples) will</w:t>
-      </w:r>
-      <w:proofErr w:type="gramEnd"/>
-      <w:r>
-        <w:rPr>
-          <w:rFonts w:ascii="Times New Roman" w:hAnsi="Times New Roman"/>
-        </w:rPr>
-        <w:t xml:space="preserve"> be stored for future use,</w:t>
-      </w:r>
-    </w:p>
-    <w:p>
-      <w:pPr>
-        <w:pStyle w:val="NoSpacing"/>
-        <w:numPr>
-          <w:ilvl w:val="0"/>
-          <w:numId w:val="11"/>
-        </w:numPr>
-        <w:ind w:left="1080"/>
-        <w:rPr>
-          <w:rFonts w:ascii="Times New Roman" w:hAnsi="Times New Roman"/>
-        </w:rPr>
-      </w:pPr>
-      <w:r>
-        <w:rPr>
-          <w:rFonts w:ascii="Times New Roman" w:hAnsi="Times New Roman"/>
-        </w:rPr>
-        <w:lastRenderedPageBreak/>
-        <w:t>W</w:t>
-      </w:r>
-      <w:r>
-        <w:rPr>
-          <w:rFonts w:ascii="Times New Roman" w:hAnsi="Times New Roman"/>
-        </w:rPr>
-        <w:t xml:space="preserve">here the data (or samples) will be stored (if </w:t>
-      </w:r>
-      <w:r>
-        <w:rPr>
-          <w:rFonts w:ascii="Times New Roman" w:hAnsi="Times New Roman"/>
-        </w:rPr>
-        <w:t>outside the</w:t>
-      </w:r>
-      <w:r>
-        <w:rPr>
-          <w:rFonts w:ascii="Times New Roman" w:hAnsi="Times New Roman"/>
-        </w:rPr>
-        <w:t xml:space="preserve"> UR be sure to identify the location/entity),</w:t>
-      </w:r>
-    </w:p>
-    <w:p>
-      <w:pPr>
-        <w:pStyle w:val="NoSpacing"/>
-        <w:numPr>
-          <w:ilvl w:val="0"/>
-          <w:numId w:val="11"/>
-        </w:numPr>
-        <w:ind w:left="1080"/>
-        <w:rPr>
-          <w:rFonts w:ascii="Times New Roman" w:hAnsi="Times New Roman"/>
-        </w:rPr>
-      </w:pPr>
-      <w:r>
-        <w:rPr>
-          <w:rFonts w:ascii="Times New Roman" w:hAnsi="Times New Roman"/>
-        </w:rPr>
-        <w:t>H</w:t>
-      </w:r>
-      <w:r>
-        <w:rPr>
-          <w:rFonts w:ascii="Times New Roman" w:hAnsi="Times New Roman"/>
-        </w:rPr>
-        <w:t xml:space="preserve">ow stored information </w:t>
-      </w:r>
-      <w:r>
-        <w:rPr>
-          <w:rFonts w:ascii="Times New Roman" w:hAnsi="Times New Roman"/>
-        </w:rPr>
-        <w:t xml:space="preserve">will </w:t>
-      </w:r>
-      <w:r>
-        <w:rPr>
-          <w:rFonts w:ascii="Times New Roman" w:hAnsi="Times New Roman"/>
-        </w:rPr>
-        <w:t>be identified,</w:t>
-      </w:r>
-    </w:p>
-    <w:p>
-      <w:pPr>
-        <w:pStyle w:val="NoSpacing"/>
-        <w:numPr>
-          <w:ilvl w:val="0"/>
-          <w:numId w:val="11"/>
-        </w:numPr>
-        <w:ind w:left="1080"/>
-        <w:rPr>
-          <w:rFonts w:ascii="Times New Roman" w:hAnsi="Times New Roman"/>
-        </w:rPr>
-      </w:pPr>
-      <w:proofErr w:type="gramStart"/>
-      <w:r>
-        <w:rPr>
-          <w:rFonts w:ascii="Times New Roman" w:hAnsi="Times New Roman"/>
-        </w:rPr>
-        <w:t>H</w:t>
-      </w:r>
-      <w:r>
-        <w:rPr>
-          <w:rFonts w:ascii="Times New Roman" w:hAnsi="Times New Roman"/>
-        </w:rPr>
-        <w:t>ow</w:t>
-      </w:r>
-      <w:proofErr w:type="gramEnd"/>
-      <w:r>
-        <w:rPr>
-          <w:rFonts w:ascii="Times New Roman" w:hAnsi="Times New Roman"/>
-        </w:rPr>
-        <w:t xml:space="preserve"> long </w:t>
-      </w:r>
-      <w:proofErr w:type="gramStart"/>
-      <w:r>
-        <w:rPr>
-          <w:rFonts w:ascii="Times New Roman" w:hAnsi="Times New Roman"/>
-        </w:rPr>
-        <w:t>data (or samples) will</w:t>
-      </w:r>
-      <w:proofErr w:type="gramEnd"/>
-      <w:r>
-        <w:rPr>
-          <w:rFonts w:ascii="Times New Roman" w:hAnsi="Times New Roman"/>
-        </w:rPr>
-        <w:t xml:space="preserve"> be stored,</w:t>
-      </w:r>
-    </w:p>
-    <w:p>
-      <w:pPr>
-        <w:pStyle w:val="NoSpacing"/>
-        <w:numPr>
-          <w:ilvl w:val="0"/>
-          <w:numId w:val="11"/>
-        </w:numPr>
-        <w:ind w:left="1080"/>
-        <w:rPr>
-          <w:rFonts w:ascii="Times New Roman" w:hAnsi="Times New Roman"/>
-        </w:rPr>
-      </w:pPr>
-      <w:r>
-        <w:rPr>
-          <w:rFonts w:ascii="Times New Roman" w:hAnsi="Times New Roman"/>
-        </w:rPr>
-        <w:t>The</w:t>
-      </w:r>
-      <w:r>
-        <w:rPr>
-          <w:rFonts w:ascii="Times New Roman" w:hAnsi="Times New Roman"/>
-        </w:rPr>
-        <w:t xml:space="preserve"> plan for managing long-term storage of the data, if applicable,</w:t>
-      </w:r>
-    </w:p>
-    <w:p>
-      <w:pPr>
-        <w:pStyle w:val="NoSpacing"/>
-        <w:numPr>
-          <w:ilvl w:val="0"/>
-          <w:numId w:val="11"/>
-        </w:numPr>
-        <w:ind w:left="1080"/>
-        <w:rPr>
-          <w:rFonts w:ascii="Times New Roman" w:hAnsi="Times New Roman"/>
-        </w:rPr>
-      </w:pPr>
-      <w:r>
-        <w:rPr>
-          <w:rFonts w:ascii="Times New Roman" w:hAnsi="Times New Roman"/>
-        </w:rPr>
-        <w:t>W</w:t>
-      </w:r>
-      <w:r>
-        <w:rPr>
-          <w:rFonts w:ascii="Times New Roman" w:hAnsi="Times New Roman"/>
-        </w:rPr>
-        <w:t>ho will have access to the stored data (or samples),</w:t>
-      </w:r>
-    </w:p>
-    <w:p>
-      <w:pPr>
-        <w:pStyle w:val="NoSpacing"/>
-        <w:numPr>
-          <w:ilvl w:val="0"/>
-          <w:numId w:val="11"/>
-        </w:numPr>
-        <w:ind w:left="1080"/>
-        <w:rPr>
-          <w:rFonts w:ascii="Times New Roman" w:hAnsi="Times New Roman"/>
-        </w:rPr>
-      </w:pPr>
-      <w:r>
-        <w:rPr>
-          <w:rFonts w:ascii="Times New Roman" w:hAnsi="Times New Roman"/>
-        </w:rPr>
-        <w:t>Procedures</w:t>
-      </w:r>
-      <w:r>
-        <w:rPr>
-          <w:rFonts w:ascii="Times New Roman" w:hAnsi="Times New Roman"/>
-        </w:rPr>
-        <w:t xml:space="preserve"> to release data (or samples), including: the process to request a release, approvals required for release, who can submit a request, and how requested data will be identified.</w:t>
       </w:r>
     </w:p>
     <w:p>
@@ -5993,7 +5291,46 @@
         <w:autoSpaceDE w:val="0"/>
         <w:autoSpaceDN w:val="0"/>
         <w:adjustRightInd w:val="0"/>
-        <w:ind w:left="1050"/>
+        <w:rPr>
+          <w:rFonts w:ascii="Times New Roman" w:hAnsi="Times New Roman" w:cs="Times New Roman"/>
+          <w:color w:val="222A35"/>
+          <w:sz w:val="24"/>
+        </w:rPr>
+      </w:pPr>
+    </w:p>
+    <w:p>
+      <w:pPr>
+        <w:tabs>
+          <w:tab w:val="left" w:pos="1170"/>
+          <w:tab w:val="center" w:pos="1800"/>
+        </w:tabs>
+        <w:autoSpaceDE w:val="0"/>
+        <w:autoSpaceDN w:val="0"/>
+        <w:adjustRightInd w:val="0"/>
+        <w:rPr>
+          <w:rFonts w:ascii="Times New Roman" w:hAnsi="Times New Roman" w:cs="Times New Roman"/>
+          <w:color w:val="222A35"/>
+          <w:sz w:val="24"/>
+        </w:rPr>
+      </w:pPr>
+      <w:r>
+        <w:rPr>
+          <w:rFonts w:ascii="Times New Roman" w:hAnsi="Times New Roman" w:cs="Times New Roman"/>
+          <w:color w:val="222A35"/>
+          <w:sz w:val="24"/>
+        </w:rPr>
+        <w:t>Data will be stored in non-identifiable datasets for publication replication materials.</w:t>
+      </w:r>
+    </w:p>
+    <w:p>
+      <w:pPr>
+        <w:tabs>
+          <w:tab w:val="left" w:pos="1170"/>
+          <w:tab w:val="center" w:pos="1800"/>
+        </w:tabs>
+        <w:autoSpaceDE w:val="0"/>
+        <w:autoSpaceDN w:val="0"/>
+        <w:adjustRightInd w:val="0"/>
         <w:rPr>
           <w:rFonts w:ascii="Times New Roman" w:hAnsi="Times New Roman" w:cs="Times New Roman"/>
           <w:color w:val="222A35"/>
@@ -6061,449 +5398,17 @@
         <w:autoSpaceDE w:val="0"/>
         <w:autoSpaceDN w:val="0"/>
         <w:adjustRightInd w:val="0"/>
-        <w:ind w:left="360"/>
         <w:rPr>
           <w:rFonts w:ascii="Times New Roman" w:hAnsi="Times New Roman" w:cs="Times New Roman"/>
           <w:sz w:val="24"/>
         </w:rPr>
       </w:pPr>
-      <w:r>
-        <w:rPr>
-          <w:rFonts w:ascii="Times New Roman" w:hAnsi="Times New Roman" w:cs="Times New Roman"/>
-          <w:sz w:val="24"/>
-        </w:rPr>
-        <w:t>Describe the plan to periodically evaluate the information collected regarding risks or harms to determine whether subjects remain safe</w:t>
-      </w:r>
-      <w:r>
-        <w:rPr>
-          <w:rFonts w:ascii="Times New Roman" w:hAnsi="Times New Roman" w:cs="Times New Roman"/>
-          <w:sz w:val="24"/>
-        </w:rPr>
-        <w:t xml:space="preserve"> (refer to </w:t>
-      </w:r>
-      <w:hyperlink r:id="rId10" w:history="1">
-        <w:r>
-          <w:rPr>
-            <w:rStyle w:val="Hyperlink"/>
-            <w:rFonts w:ascii="Times New Roman" w:hAnsi="Times New Roman" w:cs="Times New Roman"/>
-            <w:sz w:val="24"/>
-          </w:rPr>
-          <w:t>OHSP Policy 506 Data &amp; Safety Monitoring</w:t>
-        </w:r>
-      </w:hyperlink>
-      <w:r>
-        <w:rPr>
-          <w:rFonts w:ascii="Times New Roman" w:hAnsi="Times New Roman" w:cs="Times New Roman"/>
-          <w:sz w:val="24"/>
-        </w:rPr>
-        <w:t>)</w:t>
-      </w:r>
-      <w:r>
-        <w:rPr>
-          <w:rFonts w:ascii="Times New Roman" w:hAnsi="Times New Roman" w:cs="Times New Roman"/>
-          <w:sz w:val="24"/>
-        </w:rPr>
-        <w:t>. Include the following</w:t>
-      </w:r>
-      <w:r>
-        <w:rPr>
-          <w:rFonts w:ascii="Times New Roman" w:hAnsi="Times New Roman" w:cs="Times New Roman"/>
-          <w:sz w:val="24"/>
-        </w:rPr>
-        <w:t>, as appropriate</w:t>
-      </w:r>
-      <w:r>
-        <w:rPr>
-          <w:rFonts w:ascii="Times New Roman" w:hAnsi="Times New Roman" w:cs="Times New Roman"/>
-          <w:sz w:val="24"/>
-        </w:rPr>
-        <w:t>:</w:t>
-      </w:r>
-    </w:p>
-    <w:p>
-      <w:pPr>
-        <w:numPr>
-          <w:ilvl w:val="0"/>
-          <w:numId w:val="15"/>
-        </w:numPr>
+    </w:p>
+    <w:p>
+      <w:pPr>
         <w:autoSpaceDE w:val="0"/>
         <w:autoSpaceDN w:val="0"/>
         <w:adjustRightInd w:val="0"/>
-        <w:ind w:left="1080"/>
-        <w:contextualSpacing/>
-        <w:rPr>
-          <w:rFonts w:ascii="Times New Roman" w:hAnsi="Times New Roman" w:cs="Times New Roman"/>
-          <w:iCs/>
-          <w:sz w:val="24"/>
-        </w:rPr>
-      </w:pPr>
-      <w:r>
-        <w:rPr>
-          <w:rFonts w:ascii="Times New Roman" w:hAnsi="Times New Roman" w:cs="Times New Roman"/>
-          <w:iCs/>
-          <w:sz w:val="24"/>
-        </w:rPr>
-        <w:t xml:space="preserve">Provide a definition of adverse events, serious adverse events, and any other types of events that will be monitored (refer to </w:t>
-      </w:r>
-      <w:hyperlink r:id="rId11" w:history="1">
-        <w:r>
-          <w:rPr>
-            <w:rStyle w:val="Hyperlink"/>
-            <w:rFonts w:ascii="Times New Roman" w:hAnsi="Times New Roman" w:cs="Times New Roman"/>
-            <w:iCs/>
-            <w:sz w:val="24"/>
-          </w:rPr>
-          <w:t>OHSP Policy 801 Reporting Research Events</w:t>
-        </w:r>
-      </w:hyperlink>
-      <w:r>
-        <w:rPr>
-          <w:rFonts w:ascii="Times New Roman" w:hAnsi="Times New Roman" w:cs="Times New Roman"/>
-          <w:iCs/>
-          <w:sz w:val="24"/>
-        </w:rPr>
-        <w:t>)</w:t>
-      </w:r>
-      <w:r>
-        <w:rPr>
-          <w:rFonts w:ascii="Times New Roman" w:hAnsi="Times New Roman" w:cs="Times New Roman"/>
-          <w:iCs/>
-          <w:sz w:val="24"/>
-        </w:rPr>
-        <w:t>.</w:t>
-      </w:r>
-    </w:p>
-    <w:p>
-      <w:pPr>
-        <w:numPr>
-          <w:ilvl w:val="0"/>
-          <w:numId w:val="15"/>
-        </w:numPr>
-        <w:autoSpaceDE w:val="0"/>
-        <w:autoSpaceDN w:val="0"/>
-        <w:adjustRightInd w:val="0"/>
-        <w:ind w:left="1080"/>
-        <w:contextualSpacing/>
-        <w:rPr>
-          <w:rFonts w:ascii="Times New Roman" w:hAnsi="Times New Roman" w:cs="Times New Roman"/>
-          <w:iCs/>
-          <w:sz w:val="24"/>
-        </w:rPr>
-      </w:pPr>
-      <w:r>
-        <w:rPr>
-          <w:rFonts w:ascii="Times New Roman" w:hAnsi="Times New Roman" w:cs="Times New Roman"/>
-          <w:iCs/>
-          <w:sz w:val="24"/>
-        </w:rPr>
-        <w:t xml:space="preserve">The frequency of </w:t>
-      </w:r>
-      <w:r>
-        <w:rPr>
-          <w:rFonts w:ascii="Times New Roman" w:hAnsi="Times New Roman" w:cs="Times New Roman"/>
-          <w:iCs/>
-          <w:sz w:val="24"/>
-        </w:rPr>
-        <w:t xml:space="preserve">adverse </w:t>
-      </w:r>
-      <w:proofErr w:type="gramStart"/>
-      <w:r>
-        <w:rPr>
-          <w:rFonts w:ascii="Times New Roman" w:hAnsi="Times New Roman" w:cs="Times New Roman"/>
-          <w:iCs/>
-          <w:sz w:val="24"/>
-        </w:rPr>
-        <w:t>event</w:t>
-      </w:r>
-      <w:proofErr w:type="gramEnd"/>
-      <w:r>
-        <w:rPr>
-          <w:rFonts w:ascii="Times New Roman" w:hAnsi="Times New Roman" w:cs="Times New Roman"/>
-          <w:iCs/>
-          <w:sz w:val="24"/>
-        </w:rPr>
-        <w:t xml:space="preserve">/safety </w:t>
-      </w:r>
-      <w:r>
-        <w:rPr>
-          <w:rFonts w:ascii="Times New Roman" w:hAnsi="Times New Roman" w:cs="Times New Roman"/>
-          <w:iCs/>
-          <w:sz w:val="24"/>
-        </w:rPr>
-        <w:t xml:space="preserve">data </w:t>
-      </w:r>
-      <w:r>
-        <w:rPr>
-          <w:rFonts w:ascii="Times New Roman" w:hAnsi="Times New Roman" w:cs="Times New Roman"/>
-          <w:iCs/>
-          <w:sz w:val="24"/>
-        </w:rPr>
-        <w:t xml:space="preserve">monitoring and </w:t>
-      </w:r>
-      <w:r>
-        <w:rPr>
-          <w:rFonts w:ascii="Times New Roman" w:hAnsi="Times New Roman" w:cs="Times New Roman"/>
-          <w:iCs/>
-          <w:sz w:val="24"/>
-        </w:rPr>
-        <w:t>collection, including when safety data collection starts.</w:t>
-      </w:r>
-    </w:p>
-    <w:p>
-      <w:pPr>
-        <w:numPr>
-          <w:ilvl w:val="0"/>
-          <w:numId w:val="15"/>
-        </w:numPr>
-        <w:autoSpaceDE w:val="0"/>
-        <w:autoSpaceDN w:val="0"/>
-        <w:adjustRightInd w:val="0"/>
-        <w:ind w:left="1080"/>
-        <w:contextualSpacing/>
-        <w:rPr>
-          <w:rFonts w:ascii="Times New Roman" w:hAnsi="Times New Roman" w:cs="Times New Roman"/>
-          <w:iCs/>
-          <w:sz w:val="24"/>
-        </w:rPr>
-      </w:pPr>
-      <w:r>
-        <w:rPr>
-          <w:rFonts w:ascii="Times New Roman" w:hAnsi="Times New Roman" w:cs="Times New Roman"/>
-          <w:iCs/>
-          <w:sz w:val="24"/>
-        </w:rPr>
-        <w:t>What information / data are reviewed, including safety data, untoward events, and efficacy data?</w:t>
-      </w:r>
-    </w:p>
-    <w:p>
-      <w:pPr>
-        <w:numPr>
-          <w:ilvl w:val="0"/>
-          <w:numId w:val="15"/>
-        </w:numPr>
-        <w:autoSpaceDE w:val="0"/>
-        <w:autoSpaceDN w:val="0"/>
-        <w:adjustRightInd w:val="0"/>
-        <w:ind w:left="1080"/>
-        <w:contextualSpacing/>
-        <w:rPr>
-          <w:rFonts w:ascii="Times New Roman" w:hAnsi="Times New Roman" w:cs="Times New Roman"/>
-          <w:iCs/>
-          <w:sz w:val="24"/>
-        </w:rPr>
-      </w:pPr>
-      <w:r>
-        <w:rPr>
-          <w:rFonts w:ascii="Times New Roman" w:hAnsi="Times New Roman" w:cs="Times New Roman"/>
-          <w:iCs/>
-          <w:sz w:val="24"/>
-        </w:rPr>
-        <w:t xml:space="preserve">How </w:t>
-      </w:r>
-      <w:r>
-        <w:rPr>
-          <w:rFonts w:ascii="Times New Roman" w:hAnsi="Times New Roman" w:cs="Times New Roman"/>
-          <w:iCs/>
-          <w:sz w:val="24"/>
-        </w:rPr>
-        <w:t>will</w:t>
-      </w:r>
-      <w:r>
-        <w:rPr>
-          <w:rFonts w:ascii="Times New Roman" w:hAnsi="Times New Roman" w:cs="Times New Roman"/>
-          <w:iCs/>
-          <w:sz w:val="24"/>
-        </w:rPr>
-        <w:t xml:space="preserve"> </w:t>
-      </w:r>
-      <w:r>
-        <w:rPr>
-          <w:rFonts w:ascii="Times New Roman" w:hAnsi="Times New Roman" w:cs="Times New Roman"/>
-          <w:iCs/>
-          <w:sz w:val="24"/>
-        </w:rPr>
-        <w:t>adverse event/</w:t>
-      </w:r>
-      <w:r>
-        <w:rPr>
-          <w:rFonts w:ascii="Times New Roman" w:hAnsi="Times New Roman" w:cs="Times New Roman"/>
-          <w:iCs/>
-          <w:sz w:val="24"/>
-        </w:rPr>
-        <w:t>safety informatio</w:t>
-      </w:r>
-      <w:r>
-        <w:rPr>
-          <w:rFonts w:ascii="Times New Roman" w:hAnsi="Times New Roman" w:cs="Times New Roman"/>
-          <w:iCs/>
-          <w:sz w:val="24"/>
-        </w:rPr>
-        <w:t xml:space="preserve">n will be collected (e.g., </w:t>
-      </w:r>
-      <w:r>
-        <w:rPr>
-          <w:rFonts w:ascii="Times New Roman" w:hAnsi="Times New Roman" w:cs="Times New Roman"/>
-          <w:iCs/>
-          <w:sz w:val="24"/>
-        </w:rPr>
-        <w:t>case r</w:t>
-      </w:r>
-      <w:r>
-        <w:rPr>
-          <w:rFonts w:ascii="Times New Roman" w:hAnsi="Times New Roman" w:cs="Times New Roman"/>
-          <w:iCs/>
-          <w:sz w:val="24"/>
-        </w:rPr>
-        <w:t>eport forms, at study visits, telephone calls with subjects)?</w:t>
-      </w:r>
-    </w:p>
-    <w:p>
-      <w:pPr>
-        <w:numPr>
-          <w:ilvl w:val="0"/>
-          <w:numId w:val="15"/>
-        </w:numPr>
-        <w:autoSpaceDE w:val="0"/>
-        <w:autoSpaceDN w:val="0"/>
-        <w:adjustRightInd w:val="0"/>
-        <w:ind w:left="1080"/>
-        <w:contextualSpacing/>
-        <w:rPr>
-          <w:rFonts w:ascii="Times New Roman" w:hAnsi="Times New Roman" w:cs="Times New Roman"/>
-          <w:iCs/>
-          <w:sz w:val="24"/>
-        </w:rPr>
-      </w:pPr>
-      <w:r>
-        <w:rPr>
-          <w:rFonts w:ascii="Times New Roman" w:hAnsi="Times New Roman" w:cs="Times New Roman"/>
-          <w:iCs/>
-          <w:sz w:val="24"/>
-        </w:rPr>
-        <w:t>Describe the plan for reporting safety information, including to whom (e.g., safety monitoring board, IRB) and the frequency for reporting.</w:t>
-      </w:r>
-    </w:p>
-    <w:p>
-      <w:pPr>
-        <w:numPr>
-          <w:ilvl w:val="0"/>
-          <w:numId w:val="15"/>
-        </w:numPr>
-        <w:autoSpaceDE w:val="0"/>
-        <w:autoSpaceDN w:val="0"/>
-        <w:adjustRightInd w:val="0"/>
-        <w:ind w:left="1080"/>
-        <w:contextualSpacing/>
-        <w:rPr>
-          <w:rFonts w:ascii="Times New Roman" w:hAnsi="Times New Roman" w:cs="Times New Roman"/>
-          <w:iCs/>
-          <w:sz w:val="24"/>
-        </w:rPr>
-      </w:pPr>
-      <w:r>
-        <w:rPr>
-          <w:rFonts w:ascii="Times New Roman" w:hAnsi="Times New Roman" w:cs="Times New Roman"/>
-          <w:iCs/>
-          <w:sz w:val="24"/>
-        </w:rPr>
-        <w:t>Describe any conditions where the research team may intervene and what the plan</w:t>
-      </w:r>
-      <w:r>
-        <w:rPr>
-          <w:rFonts w:ascii="Times New Roman" w:hAnsi="Times New Roman" w:cs="Times New Roman"/>
-          <w:iCs/>
-          <w:sz w:val="24"/>
-        </w:rPr>
-        <w:t xml:space="preserve"> is for intervening (e.g., </w:t>
-      </w:r>
-      <w:r>
-        <w:rPr>
-          <w:rFonts w:ascii="Times New Roman" w:hAnsi="Times New Roman" w:cs="Times New Roman"/>
-          <w:iCs/>
-          <w:sz w:val="24"/>
-        </w:rPr>
-        <w:t>if a subject ide</w:t>
-      </w:r>
-      <w:r>
-        <w:rPr>
-          <w:rFonts w:ascii="Times New Roman" w:hAnsi="Times New Roman" w:cs="Times New Roman"/>
-          <w:iCs/>
-          <w:sz w:val="24"/>
-        </w:rPr>
-        <w:t>ntifies harm to self or others).</w:t>
-      </w:r>
-    </w:p>
-    <w:p>
-      <w:pPr>
-        <w:pStyle w:val="Default"/>
-        <w:numPr>
-          <w:ilvl w:val="0"/>
-          <w:numId w:val="15"/>
-        </w:numPr>
-        <w:ind w:left="1080"/>
-        <w:jc w:val="both"/>
-        <w:rPr>
-          <w:b/>
-          <w:bCs/>
-          <w:color w:val="auto"/>
-        </w:rPr>
-      </w:pPr>
-      <w:r>
-        <w:rPr>
-          <w:iCs/>
-          <w:color w:val="auto"/>
-        </w:rPr>
-        <w:t xml:space="preserve">Describe any </w:t>
-      </w:r>
-      <w:r>
-        <w:rPr>
-          <w:iCs/>
-          <w:color w:val="auto"/>
-        </w:rPr>
-        <w:t xml:space="preserve">stopping rules </w:t>
-      </w:r>
-      <w:proofErr w:type="gramStart"/>
-      <w:r>
-        <w:rPr>
-          <w:iCs/>
-          <w:color w:val="auto"/>
-        </w:rPr>
-        <w:t>with regard to</w:t>
-      </w:r>
-      <w:proofErr w:type="gramEnd"/>
-      <w:r>
-        <w:rPr>
-          <w:iCs/>
-          <w:color w:val="auto"/>
-        </w:rPr>
-        <w:t xml:space="preserve"> efficacy or safety</w:t>
-      </w:r>
-      <w:r>
-        <w:rPr>
-          <w:iCs/>
-          <w:color w:val="auto"/>
-        </w:rPr>
-        <w:t xml:space="preserve"> that might trigger an immediate suspension of the research.</w:t>
-      </w:r>
-    </w:p>
-    <w:p>
-      <w:pPr>
-        <w:pStyle w:val="Default"/>
-        <w:ind w:left="1800"/>
-        <w:jc w:val="both"/>
-        <w:rPr>
-          <w:b/>
-          <w:bCs/>
-          <w:color w:val="auto"/>
-        </w:rPr>
-      </w:pPr>
-    </w:p>
-    <w:p>
-      <w:pPr>
-        <w:autoSpaceDE w:val="0"/>
-        <w:autoSpaceDN w:val="0"/>
-        <w:adjustRightInd w:val="0"/>
-        <w:ind w:left="360"/>
         <w:rPr>
           <w:rFonts w:ascii="Times New Roman" w:hAnsi="Times New Roman" w:cs="Times New Roman"/>
           <w:i/>
@@ -6514,101 +5419,9 @@
       <w:r>
         <w:rPr>
           <w:rFonts w:ascii="Times New Roman" w:hAnsi="Times New Roman" w:cs="Times New Roman"/>
-          <w:i/>
-          <w:sz w:val="22"/>
-          <w:szCs w:val="22"/>
-        </w:rPr>
-        <w:t xml:space="preserve">For example, if </w:t>
-      </w:r>
-      <w:r>
-        <w:rPr>
-          <w:rFonts w:ascii="Times New Roman" w:hAnsi="Times New Roman" w:cs="Times New Roman"/>
-          <w:i/>
-          <w:sz w:val="22"/>
-          <w:szCs w:val="22"/>
-        </w:rPr>
-        <w:t>depression or suicidality data</w:t>
-      </w:r>
-      <w:r>
-        <w:rPr>
-          <w:rFonts w:ascii="Times New Roman" w:hAnsi="Times New Roman" w:cs="Times New Roman"/>
-          <w:i/>
-          <w:sz w:val="22"/>
-          <w:szCs w:val="22"/>
-        </w:rPr>
-        <w:t xml:space="preserve"> are collected</w:t>
-      </w:r>
-      <w:r>
-        <w:rPr>
-          <w:rFonts w:ascii="Times New Roman" w:hAnsi="Times New Roman" w:cs="Times New Roman"/>
-          <w:i/>
-          <w:sz w:val="22"/>
-          <w:szCs w:val="22"/>
-        </w:rPr>
-        <w:t xml:space="preserve">, what is </w:t>
-      </w:r>
-      <w:r>
-        <w:rPr>
-          <w:rFonts w:ascii="Times New Roman" w:hAnsi="Times New Roman" w:cs="Times New Roman"/>
-          <w:i/>
-          <w:sz w:val="22"/>
-          <w:szCs w:val="22"/>
-        </w:rPr>
-        <w:t>the</w:t>
-      </w:r>
-      <w:r>
-        <w:rPr>
-          <w:rFonts w:ascii="Times New Roman" w:hAnsi="Times New Roman" w:cs="Times New Roman"/>
-          <w:i/>
-          <w:sz w:val="22"/>
-          <w:szCs w:val="22"/>
-        </w:rPr>
-        <w:t xml:space="preserve"> plan </w:t>
-      </w:r>
-      <w:r>
-        <w:rPr>
-          <w:rFonts w:ascii="Times New Roman" w:hAnsi="Times New Roman" w:cs="Times New Roman"/>
-          <w:i/>
-          <w:sz w:val="22"/>
-          <w:szCs w:val="22"/>
-        </w:rPr>
-        <w:t>for monitoring severity? Note: T</w:t>
-      </w:r>
-      <w:r>
-        <w:rPr>
-          <w:rFonts w:ascii="Times New Roman" w:hAnsi="Times New Roman" w:cs="Times New Roman"/>
-          <w:i/>
-          <w:sz w:val="22"/>
-          <w:szCs w:val="22"/>
-        </w:rPr>
-        <w:t>he plan might include establishing a data monitoring committe</w:t>
-      </w:r>
-      <w:r>
-        <w:rPr>
-          <w:rFonts w:ascii="Times New Roman" w:hAnsi="Times New Roman" w:cs="Times New Roman"/>
-          <w:i/>
-          <w:sz w:val="22"/>
-          <w:szCs w:val="22"/>
-        </w:rPr>
-        <w:t>e and a plan for reporting</w:t>
-      </w:r>
-      <w:r>
-        <w:rPr>
-          <w:rFonts w:ascii="Times New Roman" w:hAnsi="Times New Roman" w:cs="Times New Roman"/>
-          <w:i/>
-          <w:sz w:val="22"/>
-          <w:szCs w:val="22"/>
-        </w:rPr>
-        <w:t xml:space="preserve"> findings to the RSRB and the sponsor. It also could include referral to an appropriate resource</w:t>
-      </w:r>
-      <w:r>
-        <w:rPr>
-          <w:rFonts w:ascii="Times New Roman" w:hAnsi="Times New Roman" w:cs="Times New Roman"/>
-          <w:i/>
-          <w:sz w:val="22"/>
-          <w:szCs w:val="22"/>
-        </w:rPr>
-        <w:t xml:space="preserve"> or monitoring by the Investigator.</w:t>
+          <w:sz w:val="24"/>
+        </w:rPr>
+        <w:t>Not applicable, since this study will not involve greater than minimal risk to participants.</w:t>
       </w:r>
     </w:p>
     <w:p>
@@ -6665,45 +5478,32 @@
     <w:p>
       <w:pPr>
         <w:pStyle w:val="Default"/>
-        <w:ind w:left="360"/>
-        <w:rPr>
-          <w:bCs/>
-          <w:color w:val="auto"/>
-        </w:rPr>
-      </w:pPr>
-      <w:r>
-        <w:rPr>
-          <w:bCs/>
-          <w:color w:val="auto"/>
-        </w:rPr>
-        <w:t>Describe the statistical/analytical methods to be used for the research data</w:t>
-      </w:r>
-      <w:r>
-        <w:rPr>
-          <w:bCs/>
-          <w:color w:val="auto"/>
-        </w:rPr>
-        <w:t>, as appropriate,</w:t>
-      </w:r>
-      <w:r>
-        <w:rPr>
-          <w:bCs/>
-          <w:color w:val="auto"/>
-        </w:rPr>
-        <w:t xml:space="preserve"> to meet the goals </w:t>
-      </w:r>
-      <w:r>
-        <w:rPr>
-          <w:bCs/>
-          <w:color w:val="auto"/>
-        </w:rPr>
-        <w:t>of the study purpose and any specific endpoints identified.</w:t>
-      </w:r>
-    </w:p>
-    <w:p>
-      <w:pPr>
-        <w:pStyle w:val="Default"/>
-        <w:rPr>
+        <w:rPr>
+          <w:b/>
+          <w:bCs/>
+          <w:color w:val="auto"/>
+        </w:rPr>
+      </w:pPr>
+    </w:p>
+    <w:p>
+      <w:pPr>
+        <w:pStyle w:val="Default"/>
+        <w:rPr>
+          <w:color w:val="auto"/>
+        </w:rPr>
+      </w:pPr>
+      <w:r>
+        <w:rPr>
+          <w:color w:val="auto"/>
+        </w:rPr>
+        <w:t>The data analysis plan is described in detail in the research proposal and research pre-analysis plan.</w:t>
+      </w:r>
+    </w:p>
+    <w:p>
+      <w:pPr>
+        <w:pStyle w:val="Default"/>
+        <w:rPr>
+          <w:b/>
           <w:bCs/>
           <w:color w:val="auto"/>
         </w:rPr>
@@ -6733,44 +5533,409 @@
     <w:p>
       <w:pPr>
         <w:pStyle w:val="Default"/>
-        <w:ind w:left="360"/>
-        <w:rPr>
-          <w:bCs/>
-        </w:rPr>
-      </w:pPr>
-      <w:r>
-        <w:rPr>
-          <w:bCs/>
-        </w:rPr>
-        <w:t>List refe</w:t>
-      </w:r>
-      <w:r>
-        <w:rPr>
-          <w:bCs/>
-        </w:rPr>
-        <w:t>rences cited</w:t>
-      </w:r>
-      <w:r>
-        <w:rPr>
-          <w:bCs/>
-        </w:rPr>
-        <w:t xml:space="preserve"> within the protocol</w:t>
-      </w:r>
-      <w:r>
-        <w:rPr>
-          <w:bCs/>
-        </w:rPr>
-        <w:t>,</w:t>
-      </w:r>
-      <w:r>
-        <w:rPr>
-          <w:bCs/>
-        </w:rPr>
-        <w:t xml:space="preserve"> as applicable.</w:t>
+        <w:rPr>
+          <w:bCs/>
+        </w:rPr>
+      </w:pPr>
+    </w:p>
+    <w:p>
+      <w:pPr>
+        <w:pStyle w:val="Default"/>
+        <w:rPr>
+          <w:bCs/>
+        </w:rPr>
+      </w:pPr>
+      <w:r>
+        <w:rPr>
+          <w:bCs/>
+        </w:rPr>
+        <w:t>Adida, C., Gottlieb, J., Kramon, E., and McClendon, G. (2020). "When Does Information Influence Voters? The Joint</w:t>
+      </w:r>
+    </w:p>
+    <w:p>
+      <w:pPr>
+        <w:pStyle w:val="Default"/>
+        <w:rPr>
+          <w:bCs/>
+        </w:rPr>
+      </w:pPr>
+      <w:r>
+        <w:rPr>
+          <w:bCs/>
+        </w:rPr>
+        <w:t xml:space="preserve">  Importance of Salience and Coordination." Comparative Political Studies, 53(6).</w:t>
+      </w:r>
+    </w:p>
+    <w:p>
+      <w:pPr>
+        <w:pStyle w:val="Default"/>
+        <w:rPr>
+          <w:bCs/>
+        </w:rPr>
+      </w:pPr>
+    </w:p>
+    <w:p>
+      <w:pPr>
+        <w:pStyle w:val="Default"/>
+        <w:rPr>
+          <w:bCs/>
+        </w:rPr>
+      </w:pPr>
+      <w:r>
+        <w:rPr>
+          <w:bCs/>
+        </w:rPr>
+        <w:t xml:space="preserve">  Bhandari, A., Larreguy, H., and Marshall, J. (2023). "Able and Mostly Willing: An Empirical Anatomy of Information's</w:t>
+      </w:r>
+    </w:p>
+    <w:p>
+      <w:pPr>
+        <w:pStyle w:val="Default"/>
+        <w:rPr>
+          <w:bCs/>
+        </w:rPr>
+      </w:pPr>
+      <w:r>
+        <w:rPr>
+          <w:bCs/>
+        </w:rPr>
+        <w:t xml:space="preserve">  Effect on Voter-Driven Accountability in Senegal." American Journal of Political Science, 67(4).</w:t>
+      </w:r>
+    </w:p>
+    <w:p>
+      <w:pPr>
+        <w:pStyle w:val="Default"/>
+        <w:rPr>
+          <w:bCs/>
+        </w:rPr>
+      </w:pPr>
+    </w:p>
+    <w:p>
+      <w:pPr>
+        <w:pStyle w:val="Default"/>
+        <w:rPr>
+          <w:bCs/>
+        </w:rPr>
+      </w:pPr>
+      <w:r>
+        <w:rPr>
+          <w:bCs/>
+        </w:rPr>
+        <w:t xml:space="preserve">  Breitenstein, S. (2019). "Choosing the Crook: A Conjoint Experiment on Voting for Corrupt Politicians." Research &amp;</w:t>
+      </w:r>
+    </w:p>
+    <w:p>
+      <w:pPr>
+        <w:pStyle w:val="Default"/>
+        <w:rPr>
+          <w:bCs/>
+        </w:rPr>
+      </w:pPr>
+      <w:r>
+        <w:rPr>
+          <w:bCs/>
+        </w:rPr>
+        <w:t xml:space="preserve">  Politics, 6(1).</w:t>
+      </w:r>
+    </w:p>
+    <w:p>
+      <w:pPr>
+        <w:pStyle w:val="Default"/>
+        <w:rPr>
+          <w:bCs/>
+        </w:rPr>
+      </w:pPr>
+    </w:p>
+    <w:p>
+      <w:pPr>
+        <w:pStyle w:val="Default"/>
+        <w:rPr>
+          <w:bCs/>
+        </w:rPr>
+      </w:pPr>
+      <w:r>
+        <w:rPr>
+          <w:bCs/>
+        </w:rPr>
+        <w:t xml:space="preserve">  Cruz, C., Keefer, P., and Labonne, J. (2021). "Buying Informed Voters: New Effects of Information on Voters and</w:t>
+      </w:r>
+    </w:p>
+    <w:p>
+      <w:pPr>
+        <w:pStyle w:val="Default"/>
+        <w:rPr>
+          <w:bCs/>
+        </w:rPr>
+      </w:pPr>
+      <w:r>
+        <w:rPr>
+          <w:bCs/>
+        </w:rPr>
+        <w:t xml:space="preserve">  Candidates." The Economic Journal, 131(635), 1105–1134.</w:t>
+      </w:r>
+    </w:p>
+    <w:p>
+      <w:pPr>
+        <w:pStyle w:val="Default"/>
+        <w:rPr>
+          <w:bCs/>
+        </w:rPr>
+      </w:pPr>
+    </w:p>
+    <w:p>
+      <w:pPr>
+        <w:pStyle w:val="Default"/>
+        <w:rPr>
+          <w:bCs/>
+        </w:rPr>
+      </w:pPr>
+      <w:r>
+        <w:rPr>
+          <w:bCs/>
+        </w:rPr>
+        <w:t xml:space="preserve">  Dell, M. (2015). [Not in your bib file — add manually]</w:t>
+      </w:r>
+    </w:p>
+    <w:p>
+      <w:pPr>
+        <w:pStyle w:val="Default"/>
+        <w:rPr>
+          <w:bCs/>
+        </w:rPr>
+      </w:pPr>
+    </w:p>
+    <w:p>
+      <w:pPr>
+        <w:pStyle w:val="Default"/>
+        <w:rPr>
+          <w:bCs/>
+        </w:rPr>
+      </w:pPr>
+      <w:r>
+        <w:rPr>
+          <w:bCs/>
+        </w:rPr>
+        <w:t xml:space="preserve">  Durante, R. and Gutierrez, E. (2015). [Not in your bib file — add manually]</w:t>
+      </w:r>
+    </w:p>
+    <w:p>
+      <w:pPr>
+        <w:pStyle w:val="Default"/>
+        <w:rPr>
+          <w:bCs/>
+        </w:rPr>
+      </w:pPr>
+    </w:p>
+    <w:p>
+      <w:pPr>
+        <w:pStyle w:val="Default"/>
+        <w:rPr>
+          <w:bCs/>
+        </w:rPr>
+      </w:pPr>
+      <w:r>
+        <w:rPr>
+          <w:bCs/>
+        </w:rPr>
+        <w:t xml:space="preserve">  Gottlieb, J. (2016). "Greater Expectations: A Field Experiment to Improve Accountability in Mali." American Journal of</w:t>
+      </w:r>
+    </w:p>
+    <w:p>
+      <w:pPr>
+        <w:pStyle w:val="Default"/>
+        <w:rPr>
+          <w:bCs/>
+        </w:rPr>
+      </w:pPr>
+      <w:r>
+        <w:rPr>
+          <w:bCs/>
+        </w:rPr>
+        <w:t xml:space="preserve">  Political Science, 60(1), 143–157.</w:t>
+      </w:r>
+    </w:p>
+    <w:p>
+      <w:pPr>
+        <w:pStyle w:val="Default"/>
+        <w:rPr>
+          <w:bCs/>
+        </w:rPr>
+      </w:pPr>
+    </w:p>
+    <w:p>
+      <w:pPr>
+        <w:pStyle w:val="Default"/>
+        <w:rPr>
+          <w:bCs/>
+        </w:rPr>
+      </w:pPr>
+      <w:r>
+        <w:rPr>
+          <w:bCs/>
+        </w:rPr>
+        <w:t xml:space="preserve">  Grossman, G. and Slough, T. (2022). "Government Responsiveness in Developing Countries." Annual Review of Political</w:t>
+      </w:r>
+    </w:p>
+    <w:p>
+      <w:pPr>
+        <w:pStyle w:val="Default"/>
+        <w:rPr>
+          <w:bCs/>
+        </w:rPr>
+      </w:pPr>
+      <w:r>
+        <w:rPr>
+          <w:bCs/>
+        </w:rPr>
+        <w:t xml:space="preserve">  Science, 25, 131–153.</w:t>
+      </w:r>
+    </w:p>
+    <w:p>
+      <w:pPr>
+        <w:pStyle w:val="Default"/>
+        <w:rPr>
+          <w:bCs/>
+        </w:rPr>
+      </w:pPr>
+    </w:p>
+    <w:p>
+      <w:pPr>
+        <w:pStyle w:val="Default"/>
+        <w:rPr>
+          <w:bCs/>
+        </w:rPr>
+      </w:pPr>
+      <w:r>
+        <w:rPr>
+          <w:bCs/>
+        </w:rPr>
+        <w:t xml:space="preserve">  Incerti, T. (2020). "Corruption Information and Vote Share: A Meta-Analysis and Lessons for Experimental Design." American</w:t>
+      </w:r>
+    </w:p>
+    <w:p>
+      <w:pPr>
+        <w:pStyle w:val="Default"/>
+        <w:rPr>
+          <w:bCs/>
+        </w:rPr>
+      </w:pPr>
+      <w:r>
+        <w:rPr>
+          <w:bCs/>
+        </w:rPr>
+        <w:t xml:space="preserve">   Political Science Review, 114(3), 761–774.</w:t>
+      </w:r>
+    </w:p>
+    <w:p>
+      <w:pPr>
+        <w:pStyle w:val="Default"/>
+        <w:rPr>
+          <w:bCs/>
+        </w:rPr>
+      </w:pPr>
+    </w:p>
+    <w:p>
+      <w:pPr>
+        <w:pStyle w:val="Default"/>
+        <w:rPr>
+          <w:bCs/>
+        </w:rPr>
+      </w:pPr>
+      <w:r>
+        <w:rPr>
+          <w:bCs/>
+        </w:rPr>
+        <w:t xml:space="preserve">  Keefer, P. and Khemani, S. (2005). "Democracy, Public Expenditures, and the Poor." The World Bank Research Observer,</w:t>
+      </w:r>
+    </w:p>
+    <w:p>
+      <w:pPr>
+        <w:pStyle w:val="Default"/>
+        <w:rPr>
+          <w:bCs/>
+        </w:rPr>
+      </w:pPr>
+      <w:r>
+        <w:rPr>
+          <w:bCs/>
+        </w:rPr>
+        <w:t xml:space="preserve">  20(1), 1–27.</w:t>
+      </w:r>
+    </w:p>
+    <w:p>
+      <w:pPr>
+        <w:pStyle w:val="Default"/>
+        <w:rPr>
+          <w:bCs/>
+        </w:rPr>
+      </w:pPr>
+    </w:p>
+    <w:p>
+      <w:pPr>
+        <w:pStyle w:val="Default"/>
+        <w:rPr>
+          <w:bCs/>
+        </w:rPr>
+      </w:pPr>
+      <w:r>
+        <w:rPr>
+          <w:bCs/>
+        </w:rPr>
+        <w:t xml:space="preserve">  Marshall, J. (2024). "Tuning In, Voting Out: News Consumption Cycles, Homicides, and Electoral Accountability in Mexico."</w:t>
+      </w:r>
+    </w:p>
+    <w:p>
+      <w:pPr>
+        <w:pStyle w:val="Default"/>
+        <w:rPr>
+          <w:bCs/>
+        </w:rPr>
+      </w:pPr>
+      <w:r>
+        <w:rPr>
+          <w:bCs/>
+        </w:rPr>
+        <w:t xml:space="preserve">  SSRN Working Paper.</w:t>
+      </w:r>
+    </w:p>
+    <w:p>
+      <w:pPr>
+        <w:pStyle w:val="Default"/>
+        <w:rPr>
+          <w:bCs/>
+        </w:rPr>
+      </w:pPr>
+    </w:p>
+    <w:p>
+      <w:pPr>
+        <w:pStyle w:val="Default"/>
+        <w:rPr>
+          <w:bCs/>
+        </w:rPr>
+      </w:pPr>
+      <w:r>
+        <w:rPr>
+          <w:bCs/>
+        </w:rPr>
+        <w:t xml:space="preserve">  Sabet, D. M. (2012). Police Reform in Mexico: Informal Politics and the Challenge of Institutional Change. Stanford</w:t>
+      </w:r>
+    </w:p>
+    <w:p>
+      <w:pPr>
+        <w:pStyle w:val="Default"/>
+        <w:rPr>
+          <w:bCs/>
+        </w:rPr>
+      </w:pPr>
+      <w:r>
+        <w:rPr>
+          <w:bCs/>
+        </w:rPr>
+        <w:t xml:space="preserve">  University Press.</w:t>
       </w:r>
     </w:p>
     <w:sectPr>
-      <w:footerReference w:type="default" r:id="rId12"/>
+      <w:footerReference w:type="default" r:id="rId7"/>
       <w:type w:val="continuous"/>
       <w:pgSz w:w="12240" w:h="15840"/>
       <w:pgMar w:top="1440" w:right="1440" w:bottom="1440" w:left="1440" w:header="720" w:footer="720" w:gutter="0"/>
@@ -6904,6 +6069,12 @@
       </w:rPr>
       <w:t>:</w:t>
     </w:r>
+    <w:r>
+      <w:rPr>
+        <w:rFonts w:ascii="Times New Roman" w:hAnsi="Times New Roman" w:cs="Times New Roman"/>
+      </w:rPr>
+      <w:t xml:space="preserve"> 3/6/2026</w:t>
+    </w:r>
   </w:p>
 </w:ftr>
 </file>
@@ -11484,7 +10655,7 @@
   <w:abstractNum w:abstractNumId="42" w15:restartNumberingAfterBreak="0">
     <w:nsid w:val="627C0A24"/>
     <w:multiLevelType w:val="hybridMultilevel"/>
-    <w:tmpl w:val="771268CE"/>
+    <w:tmpl w:val="714A8DBE"/>
     <w:lvl w:ilvl="0" w:tplc="04090001">
       <w:start w:val="1"/>
       <w:numFmt w:val="bullet"/>
@@ -11509,16 +10680,15 @@
         <w:rFonts w:ascii="Courier New" w:hAnsi="Courier New" w:cs="Courier New" w:hint="default"/>
       </w:rPr>
     </w:lvl>
-    <w:lvl w:ilvl="2" w:tplc="04090005" w:tentative="1">
-      <w:start w:val="1"/>
-      <w:numFmt w:val="bullet"/>
-      <w:lvlText w:val=""/>
+    <w:lvl w:ilvl="2" w:tplc="B024D006">
+      <w:numFmt w:val="bullet"/>
+      <w:lvlText w:val="-"/>
       <w:lvlJc w:val="left"/>
       <w:pPr>
         <w:ind w:left="2580" w:hanging="360"/>
       </w:pPr>
       <w:rPr>
-        <w:rFonts w:ascii="Wingdings" w:hAnsi="Wingdings" w:hint="default"/>
+        <w:rFonts w:ascii="Times New Roman" w:eastAsia="Times New Roman" w:hAnsi="Times New Roman" w:cs="Times New Roman" w:hint="default"/>
       </w:rPr>
     </w:lvl>
     <w:lvl w:ilvl="3" w:tplc="04090001" w:tentative="1">
